--- a/osnova.docx
+++ b/osnova.docx
@@ -5,57 +5,352 @@
     <w:p>
       <w:pPr>
         <w:rPr>
-          <w:b/>
-          <w:bCs/>
-        </w:rPr>
-      </w:pPr>
-      <w:r>
-        <w:rPr>
-          <w:b/>
-          <w:bCs/>
-        </w:rPr>
-        <w:t>1. Úvod</w:t>
-      </w:r>
-    </w:p>
-    <w:p>
-      <w:r>
-        <w:t>1.1 Motivácia (prečo je zarovnanie score–audio užitočné: navigácia v nahrávke, “followovanie”, analýza interpretácie, edukácia)</w:t>
-      </w:r>
-      <w:r>
-        <w:br/>
-        <w:t>1.2 Definícia problému (mapovanie časov: score čas ↔ audio čas; výsledok = tempo mapa / warping funkcia)</w:t>
-      </w:r>
-      <w:r>
-        <w:br/>
-        <w:t>1.3 Ciele práce (implementovať pipeline, získať tempokrivku, otestovať na dátach)</w:t>
-      </w:r>
-      <w:r>
-        <w:br/>
-        <w:t>1.4 Prínosy a hranice (čo riešiš a čo nie: napr. bez polyfonickej transkripcie, robustnosť na šum, tóninu, repetície)</w:t>
-      </w:r>
-      <w:r>
-        <w:br/>
-        <w:t>1.5 Štruktúra práce</w:t>
-      </w:r>
-    </w:p>
-    <w:p/>
-    <w:p>
-      <w:pPr>
-        <w:rPr>
-          <w:b/>
-          <w:bCs/>
-        </w:rPr>
-      </w:pPr>
-      <w:r>
-        <w:rPr>
-          <w:b/>
-          <w:bCs/>
+          <w:sz w:val="32"/>
+          <w:szCs w:val="32"/>
+        </w:rPr>
+      </w:pPr>
+      <w:r>
+        <w:rPr>
+          <w:sz w:val="32"/>
+          <w:szCs w:val="32"/>
+        </w:rPr>
+        <w:t>1. Úvod a súvisiace práce</w:t>
+      </w:r>
+    </w:p>
+    <w:p>
+      <w:pPr>
+        <w:rPr>
+          <w:sz w:val="32"/>
+          <w:szCs w:val="32"/>
+        </w:rPr>
+      </w:pPr>
+      <w:r>
+        <w:rPr>
+          <w:sz w:val="32"/>
+          <w:szCs w:val="32"/>
+        </w:rPr>
+        <w:t>1.1 Motivácia a význam score–audio zarovnania</w:t>
+      </w:r>
+    </w:p>
+    <w:p>
+      <w:pPr>
+        <w:numPr>
+          <w:ilvl w:val="0"/>
+          <w:numId w:val="1"/>
+        </w:numPr>
+        <w:rPr>
+          <w:sz w:val="32"/>
+          <w:szCs w:val="32"/>
+        </w:rPr>
+      </w:pPr>
+      <w:r>
+        <w:rPr>
+          <w:sz w:val="32"/>
+          <w:szCs w:val="32"/>
+        </w:rPr>
+        <w:t>využitie pri navigácii v nahrávke</w:t>
+      </w:r>
+    </w:p>
+    <w:p>
+      <w:pPr>
+        <w:numPr>
+          <w:ilvl w:val="0"/>
+          <w:numId w:val="1"/>
+        </w:numPr>
+        <w:rPr>
+          <w:sz w:val="32"/>
+          <w:szCs w:val="32"/>
+        </w:rPr>
+      </w:pPr>
+      <w:r>
+        <w:rPr>
+          <w:sz w:val="32"/>
+          <w:szCs w:val="32"/>
+        </w:rPr>
+        <w:t>score following</w:t>
+      </w:r>
+    </w:p>
+    <w:p>
+      <w:pPr>
+        <w:numPr>
+          <w:ilvl w:val="0"/>
+          <w:numId w:val="1"/>
+        </w:numPr>
+        <w:rPr>
+          <w:sz w:val="32"/>
+          <w:szCs w:val="32"/>
+        </w:rPr>
+      </w:pPr>
+      <w:r>
+        <w:rPr>
+          <w:sz w:val="32"/>
+          <w:szCs w:val="32"/>
+        </w:rPr>
+        <w:t>analýza interpretácie</w:t>
+      </w:r>
+    </w:p>
+    <w:p>
+      <w:pPr>
+        <w:numPr>
+          <w:ilvl w:val="0"/>
+          <w:numId w:val="1"/>
+        </w:numPr>
+        <w:rPr>
+          <w:sz w:val="32"/>
+          <w:szCs w:val="32"/>
+        </w:rPr>
+      </w:pPr>
+      <w:r>
+        <w:rPr>
+          <w:sz w:val="32"/>
+          <w:szCs w:val="32"/>
+        </w:rPr>
+        <w:t>hudobná edukácia</w:t>
+      </w:r>
+    </w:p>
+    <w:p>
+      <w:pPr>
+        <w:rPr>
+          <w:sz w:val="32"/>
+          <w:szCs w:val="32"/>
+        </w:rPr>
+      </w:pPr>
+      <w:r>
+        <w:rPr>
+          <w:sz w:val="32"/>
+          <w:szCs w:val="32"/>
+        </w:rPr>
+        <w:t>1.2 Vymedzenie problému a základné pojmy</w:t>
+      </w:r>
+    </w:p>
+    <w:p>
+      <w:pPr>
+        <w:numPr>
+          <w:ilvl w:val="0"/>
+          <w:numId w:val="2"/>
+        </w:numPr>
+        <w:rPr>
+          <w:sz w:val="32"/>
+          <w:szCs w:val="32"/>
+        </w:rPr>
+      </w:pPr>
+      <w:r>
+        <w:rPr>
+          <w:sz w:val="32"/>
+          <w:szCs w:val="32"/>
+        </w:rPr>
+        <w:t>mapovanie medzi score časom a audio časom</w:t>
+      </w:r>
+    </w:p>
+    <w:p>
+      <w:pPr>
+        <w:numPr>
+          <w:ilvl w:val="0"/>
+          <w:numId w:val="2"/>
+        </w:numPr>
+        <w:rPr>
+          <w:sz w:val="32"/>
+          <w:szCs w:val="32"/>
+        </w:rPr>
+      </w:pPr>
+      <w:r>
+        <w:rPr>
+          <w:sz w:val="32"/>
+          <w:szCs w:val="32"/>
+        </w:rPr>
+        <w:t>warping function</w:t>
+      </w:r>
+    </w:p>
+    <w:p>
+      <w:pPr>
+        <w:numPr>
+          <w:ilvl w:val="0"/>
+          <w:numId w:val="2"/>
+        </w:numPr>
+        <w:rPr>
+          <w:sz w:val="32"/>
+          <w:szCs w:val="32"/>
+        </w:rPr>
+      </w:pPr>
+      <w:r>
+        <w:rPr>
+          <w:sz w:val="32"/>
+          <w:szCs w:val="32"/>
+        </w:rPr>
+        <w:t>warping path</w:t>
+      </w:r>
+    </w:p>
+    <w:p>
+      <w:pPr>
+        <w:numPr>
+          <w:ilvl w:val="0"/>
+          <w:numId w:val="2"/>
+        </w:numPr>
+        <w:rPr>
+          <w:sz w:val="32"/>
+          <w:szCs w:val="32"/>
+        </w:rPr>
+      </w:pPr>
+      <w:r>
+        <w:rPr>
+          <w:sz w:val="32"/>
+          <w:szCs w:val="32"/>
+        </w:rPr>
+        <w:t>tempo mapa</w:t>
+      </w:r>
+    </w:p>
+    <w:p>
+      <w:pPr>
+        <w:rPr>
+          <w:sz w:val="32"/>
+          <w:szCs w:val="32"/>
+        </w:rPr>
+      </w:pPr>
+      <w:r>
+        <w:rPr>
+          <w:sz w:val="32"/>
+          <w:szCs w:val="32"/>
+        </w:rPr>
+        <w:t>1.3 Súvisiace práce a existujúce nástroje</w:t>
+      </w:r>
+    </w:p>
+    <w:p>
+      <w:pPr>
+        <w:numPr>
+          <w:ilvl w:val="0"/>
+          <w:numId w:val="3"/>
+        </w:numPr>
+        <w:rPr>
+          <w:sz w:val="32"/>
+          <w:szCs w:val="32"/>
+        </w:rPr>
+      </w:pPr>
+      <w:r>
+        <w:rPr>
+          <w:sz w:val="32"/>
+          <w:szCs w:val="32"/>
+        </w:rPr>
+        <w:t>feature-based zarovnanie polyfonického audia bez transkripcie</w:t>
+      </w:r>
+    </w:p>
+    <w:p>
+      <w:pPr>
+        <w:numPr>
+          <w:ilvl w:val="0"/>
+          <w:numId w:val="3"/>
+        </w:numPr>
+        <w:rPr>
+          <w:sz w:val="32"/>
+          <w:szCs w:val="32"/>
+        </w:rPr>
+      </w:pPr>
+      <w:r>
+        <w:rPr>
+          <w:sz w:val="32"/>
+          <w:szCs w:val="32"/>
+        </w:rPr>
+        <w:t>DTW prístupy</w:t>
+      </w:r>
+    </w:p>
+    <w:p>
+      <w:pPr>
+        <w:numPr>
+          <w:ilvl w:val="0"/>
+          <w:numId w:val="3"/>
+        </w:numPr>
+        <w:rPr>
+          <w:sz w:val="32"/>
+          <w:szCs w:val="32"/>
+        </w:rPr>
+      </w:pPr>
+      <w:r>
+        <w:rPr>
+          <w:sz w:val="32"/>
+          <w:szCs w:val="32"/>
+        </w:rPr>
+        <w:t>score following v reálnom čase ako kontext</w:t>
+      </w:r>
+    </w:p>
+    <w:p>
+      <w:pPr>
+        <w:numPr>
+          <w:ilvl w:val="0"/>
+          <w:numId w:val="3"/>
+        </w:numPr>
+        <w:rPr>
+          <w:sz w:val="32"/>
+          <w:szCs w:val="32"/>
+        </w:rPr>
+      </w:pPr>
+      <w:r>
+        <w:rPr>
+          <w:sz w:val="32"/>
+          <w:szCs w:val="32"/>
+        </w:rPr>
+        <w:t>Partitura, prípadne PrettyMIDI / music21</w:t>
+      </w:r>
+    </w:p>
+    <w:p>
+      <w:pPr>
+        <w:numPr>
+          <w:ilvl w:val="0"/>
+          <w:numId w:val="3"/>
+        </w:numPr>
+        <w:rPr>
+          <w:sz w:val="32"/>
+          <w:szCs w:val="32"/>
+        </w:rPr>
+      </w:pPr>
+      <w:r>
+        <w:rPr>
+          <w:sz w:val="32"/>
+          <w:szCs w:val="32"/>
+        </w:rPr>
+        <w:t>match formát a jeho význam pre dáta a evaluáciu</w:t>
+      </w:r>
+    </w:p>
+    <w:p>
+      <w:pPr>
+        <w:rPr>
+          <w:sz w:val="32"/>
+          <w:szCs w:val="32"/>
+        </w:rPr>
+      </w:pPr>
+      <w:r>
+        <w:rPr>
+          <w:sz w:val="32"/>
+          <w:szCs w:val="32"/>
+        </w:rPr>
+        <w:t>1.4 Štruktúra práce</w:t>
+      </w:r>
+    </w:p>
+    <w:p>
+      <w:pPr>
+        <w:rPr>
+          <w:sz w:val="32"/>
+          <w:szCs w:val="32"/>
+        </w:rPr>
+      </w:pPr>
+      <w:r>
+        <w:rPr>
+          <w:sz w:val="32"/>
+          <w:szCs w:val="32"/>
         </w:rPr>
         <w:t>2. Teoretické pozadie</w:t>
       </w:r>
     </w:p>
     <w:p>
-      <w:r>
+      <w:pPr>
+        <w:rPr>
+          <w:sz w:val="32"/>
+          <w:szCs w:val="32"/>
+        </w:rPr>
+      </w:pPr>
+      <w:r>
+        <w:rPr>
+          <w:sz w:val="32"/>
+          <w:szCs w:val="32"/>
+        </w:rPr>
         <w:t>2.1 Reprezentácie hudby</w:t>
       </w:r>
     </w:p>
@@ -63,26 +358,53 @@
       <w:pPr>
         <w:numPr>
           <w:ilvl w:val="0"/>
-          <w:numId w:val="1"/>
-        </w:numPr>
-      </w:pPr>
-      <w:r>
-        <w:t>2.1.1 Symbolické score (MIDI/MusicXML), noty, onset, beat/quarter čas</w:t>
-      </w:r>
-    </w:p>
-    <w:p>
-      <w:pPr>
-        <w:numPr>
-          <w:ilvl w:val="0"/>
-          <w:numId w:val="1"/>
-        </w:numPr>
-      </w:pPr>
-      <w:r>
-        <w:t>2.1.2 Audio reprezentácia (wav)</w:t>
-      </w:r>
-    </w:p>
-    <w:p>
-      <w:r>
+          <w:numId w:val="4"/>
+        </w:numPr>
+        <w:rPr>
+          <w:sz w:val="32"/>
+          <w:szCs w:val="32"/>
+        </w:rPr>
+      </w:pPr>
+      <w:r>
+        <w:rPr>
+          <w:sz w:val="32"/>
+          <w:szCs w:val="32"/>
+        </w:rPr>
+        <w:t>symbolická reprezentácia: MIDI, MusicXML, note events, beat/quarter čas</w:t>
+      </w:r>
+    </w:p>
+    <w:p>
+      <w:pPr>
+        <w:numPr>
+          <w:ilvl w:val="0"/>
+          <w:numId w:val="4"/>
+        </w:numPr>
+        <w:rPr>
+          <w:sz w:val="32"/>
+          <w:szCs w:val="32"/>
+        </w:rPr>
+      </w:pPr>
+      <w:r>
+        <w:rPr>
+          <w:sz w:val="32"/>
+          <w:szCs w:val="32"/>
+        </w:rPr>
+        <w:t>audio reprezentácia: WAV, časové rady, rámce</w:t>
+      </w:r>
+    </w:p>
+    <w:p>
+      <w:pPr>
+        <w:rPr>
+          <w:sz w:val="32"/>
+          <w:szCs w:val="32"/>
+        </w:rPr>
+      </w:pPr>
+      <w:r>
+        <w:rPr>
+          <w:sz w:val="32"/>
+          <w:szCs w:val="32"/>
+        </w:rPr>
+        <w:lastRenderedPageBreak/>
         <w:t>2.2 Hudobné príznaky pre zarovnanie</w:t>
       </w:r>
     </w:p>
@@ -90,397 +412,987 @@
       <w:pPr>
         <w:numPr>
           <w:ilvl w:val="0"/>
-          <w:numId w:val="2"/>
-        </w:numPr>
-      </w:pPr>
-      <w:r>
-        <w:t>2.2.1 Chroma / pitch-class</w:t>
-      </w:r>
-    </w:p>
-    <w:p>
-      <w:pPr>
-        <w:numPr>
-          <w:ilvl w:val="0"/>
-          <w:numId w:val="2"/>
-        </w:numPr>
-      </w:pPr>
-      <w:r>
-        <w:t>2.2.2 Alternatívy (napr. MFCC</w:t>
-      </w:r>
-      <w:r>
-        <w:t>...</w:t>
-      </w:r>
-      <w:r>
-        <w:rPr>
-          <w:lang w:val="en-US"/>
-        </w:rPr>
-        <w:t>)</w:t>
-      </w:r>
-    </w:p>
-    <w:p>
-      <w:pPr>
-        <w:numPr>
-          <w:ilvl w:val="0"/>
-          <w:numId w:val="2"/>
-        </w:numPr>
-      </w:pPr>
-      <w:r>
-        <w:t xml:space="preserve">2.2.3 Normalizácia, rámcovanie, FPS/HOP, vyhladzovanie </w:t>
-      </w:r>
-      <w:r>
-        <w:t>...</w:t>
-      </w:r>
-    </w:p>
-    <w:p>
-      <w:r>
-        <w:t>2.3 Zarovnanie sekvencií</w:t>
-      </w:r>
-    </w:p>
-    <w:p>
-      <w:pPr>
-        <w:numPr>
-          <w:ilvl w:val="0"/>
-          <w:numId w:val="3"/>
-        </w:numPr>
-      </w:pPr>
-      <w:r>
-        <w:t>2.3.1 Podstata DTW a dynamického programovania</w:t>
-      </w:r>
-    </w:p>
-    <w:p>
-      <w:pPr>
-        <w:numPr>
-          <w:ilvl w:val="0"/>
-          <w:numId w:val="3"/>
-        </w:numPr>
-      </w:pPr>
-      <w:r>
-        <w:t>2.3.2 Varianty (globálne DTW vs subsequence/online)</w:t>
-      </w:r>
-    </w:p>
-    <w:p>
-      <w:pPr>
-        <w:numPr>
-          <w:ilvl w:val="0"/>
-          <w:numId w:val="3"/>
-        </w:numPr>
-      </w:pPr>
-      <w:r>
-        <w:t>2.3.3 Výstup: warping path, mapovanie časov</w:t>
-      </w:r>
-    </w:p>
-    <w:p>
-      <w:r>
-        <w:t>2.4 Tempomapa (tempo curve)</w:t>
-      </w:r>
-    </w:p>
-    <w:p>
-      <w:pPr>
-        <w:numPr>
-          <w:ilvl w:val="0"/>
-          <w:numId w:val="4"/>
-        </w:numPr>
-      </w:pPr>
-      <w:r>
-        <w:t>2.4.1 Warping funkcia a lokálny stretch faktor</w:t>
-      </w:r>
-    </w:p>
-    <w:p>
-      <w:pPr>
-        <w:numPr>
-          <w:ilvl w:val="0"/>
-          <w:numId w:val="4"/>
-        </w:numPr>
-      </w:pPr>
-      <w:r>
-        <w:t>2.4.2 Prevod na BPM (tempo v score jednotkách vs sekundy v audio)</w:t>
-      </w:r>
-    </w:p>
-    <w:p/>
-    <w:p>
-      <w:pPr>
-        <w:rPr>
-          <w:b/>
-          <w:bCs/>
-        </w:rPr>
-      </w:pPr>
-      <w:r>
-        <w:rPr>
-          <w:b/>
-          <w:bCs/>
-        </w:rPr>
-        <w:t>3. Súvisiace práce a existujúce nástroje</w:t>
-      </w:r>
-    </w:p>
-    <w:p>
-      <w:r>
-        <w:t>3.1 Zarovnanie polyfonického audia bez transkripcie (feature-based + DTW)</w:t>
-      </w:r>
-      <w:r>
-        <w:br/>
-        <w:t>3.2 Frameworky a knižnice (symbolická práca so score, extrakcia piano-roll/chroma)</w:t>
-      </w:r>
-      <w:r>
-        <w:br/>
-        <w:t>3.3 Score following v reálnom čase – pre kontext</w:t>
-      </w:r>
-      <w:r>
-        <w:t xml:space="preserve"> </w:t>
-      </w:r>
-      <w:r>
-        <w:br/>
-        <w:t>3.4 Formáty zarovnaní (match súbory a prečo sú užitočné pre evaluáciu/dáta)</w:t>
-      </w:r>
-    </w:p>
-    <w:p>
-      <w:pPr>
-        <w:rPr>
-          <w:b/>
-          <w:bCs/>
-        </w:rPr>
-      </w:pPr>
-      <w:r>
-        <w:rPr>
-          <w:b/>
-          <w:bCs/>
-        </w:rPr>
-        <w:t>4. Návrh riešenia</w:t>
-      </w:r>
-    </w:p>
-    <w:p>
-      <w:r>
-        <w:t>4.1 Požiadavky a predpoklady (vstupy: score + live.wav; výstupy: zarovnanie + tempo mapa; obmedzenia)</w:t>
-      </w:r>
-      <w:r>
-        <w:br/>
-        <w:t>4.2 Návrh pipeline (bloková schéma)</w:t>
-      </w:r>
-    </w:p>
-    <w:p>
-      <w:pPr>
-        <w:numPr>
-          <w:ilvl w:val="0"/>
           <w:numId w:val="5"/>
         </w:numPr>
-      </w:pPr>
-      <w:r>
+        <w:rPr>
+          <w:sz w:val="32"/>
+          <w:szCs w:val="32"/>
+        </w:rPr>
+      </w:pPr>
+      <w:r>
+        <w:rPr>
+          <w:sz w:val="32"/>
+          <w:szCs w:val="32"/>
+        </w:rPr>
+        <w:t>chroma / pitch-class príznaky</w:t>
+      </w:r>
+    </w:p>
+    <w:p>
+      <w:pPr>
+        <w:numPr>
+          <w:ilvl w:val="0"/>
+          <w:numId w:val="5"/>
+        </w:numPr>
+        <w:rPr>
+          <w:sz w:val="32"/>
+          <w:szCs w:val="32"/>
+        </w:rPr>
+      </w:pPr>
+      <w:r>
+        <w:rPr>
+          <w:sz w:val="32"/>
+          <w:szCs w:val="32"/>
+        </w:rPr>
+        <w:t>alternatívne príznaky, napr. MFCC a ďalšie spektrálne reprezentácie</w:t>
+      </w:r>
+    </w:p>
+    <w:p>
+      <w:pPr>
+        <w:numPr>
+          <w:ilvl w:val="0"/>
+          <w:numId w:val="5"/>
+        </w:numPr>
+        <w:rPr>
+          <w:sz w:val="32"/>
+          <w:szCs w:val="32"/>
+        </w:rPr>
+      </w:pPr>
+      <w:r>
+        <w:rPr>
+          <w:sz w:val="32"/>
+          <w:szCs w:val="32"/>
+        </w:rPr>
+        <w:t>normalizácia, rámcovanie, FPS/HOP, smoothing</w:t>
+      </w:r>
+    </w:p>
+    <w:p>
+      <w:pPr>
+        <w:rPr>
+          <w:sz w:val="32"/>
+          <w:szCs w:val="32"/>
+        </w:rPr>
+      </w:pPr>
+      <w:r>
+        <w:rPr>
+          <w:sz w:val="32"/>
+          <w:szCs w:val="32"/>
+        </w:rPr>
+        <w:t>2.3 Zarovnanie sekvencií a tempomapa</w:t>
+      </w:r>
+    </w:p>
+    <w:p>
+      <w:pPr>
+        <w:numPr>
+          <w:ilvl w:val="0"/>
+          <w:numId w:val="6"/>
+        </w:numPr>
+        <w:rPr>
+          <w:sz w:val="32"/>
+          <w:szCs w:val="32"/>
+        </w:rPr>
+      </w:pPr>
+      <w:r>
+        <w:rPr>
+          <w:sz w:val="32"/>
+          <w:szCs w:val="32"/>
+        </w:rPr>
+        <w:t>dynamické programovanie a DTW</w:t>
+      </w:r>
+    </w:p>
+    <w:p>
+      <w:pPr>
+        <w:numPr>
+          <w:ilvl w:val="0"/>
+          <w:numId w:val="6"/>
+        </w:numPr>
+        <w:rPr>
+          <w:sz w:val="32"/>
+          <w:szCs w:val="32"/>
+        </w:rPr>
+      </w:pPr>
+      <w:r>
+        <w:rPr>
+          <w:sz w:val="32"/>
+          <w:szCs w:val="32"/>
+        </w:rPr>
+        <w:t>globálne DTW vs. subsekvenčné a online varianty</w:t>
+      </w:r>
+    </w:p>
+    <w:p>
+      <w:pPr>
+        <w:numPr>
+          <w:ilvl w:val="0"/>
+          <w:numId w:val="6"/>
+        </w:numPr>
+        <w:rPr>
+          <w:sz w:val="32"/>
+          <w:szCs w:val="32"/>
+        </w:rPr>
+      </w:pPr>
+      <w:r>
+        <w:rPr>
+          <w:sz w:val="32"/>
+          <w:szCs w:val="32"/>
+        </w:rPr>
+        <w:t>warping path a mapovanie časov</w:t>
+      </w:r>
+    </w:p>
+    <w:p>
+      <w:pPr>
+        <w:numPr>
+          <w:ilvl w:val="0"/>
+          <w:numId w:val="6"/>
+        </w:numPr>
+        <w:rPr>
+          <w:sz w:val="32"/>
+          <w:szCs w:val="32"/>
+        </w:rPr>
+      </w:pPr>
+      <w:r>
+        <w:rPr>
+          <w:sz w:val="32"/>
+          <w:szCs w:val="32"/>
+        </w:rPr>
+        <w:t>lokálny stretch faktor</w:t>
+      </w:r>
+    </w:p>
+    <w:p>
+      <w:pPr>
+        <w:numPr>
+          <w:ilvl w:val="0"/>
+          <w:numId w:val="6"/>
+        </w:numPr>
+        <w:rPr>
+          <w:sz w:val="32"/>
+          <w:szCs w:val="32"/>
+        </w:rPr>
+      </w:pPr>
+      <w:r>
+        <w:rPr>
+          <w:sz w:val="32"/>
+          <w:szCs w:val="32"/>
+        </w:rPr>
+        <w:t>prevod na BPM</w:t>
+      </w:r>
+    </w:p>
+    <w:p>
+      <w:pPr>
+        <w:rPr>
+          <w:sz w:val="32"/>
+          <w:szCs w:val="32"/>
+        </w:rPr>
+      </w:pPr>
+      <w:r>
+        <w:rPr>
+          <w:sz w:val="32"/>
+          <w:szCs w:val="32"/>
+        </w:rPr>
+        <w:t>3. Návrh a implementácia riešenia</w:t>
+      </w:r>
+    </w:p>
+    <w:p>
+      <w:pPr>
+        <w:rPr>
+          <w:sz w:val="32"/>
+          <w:szCs w:val="32"/>
+        </w:rPr>
+      </w:pPr>
+      <w:r>
+        <w:rPr>
+          <w:sz w:val="32"/>
+          <w:szCs w:val="32"/>
+        </w:rPr>
+        <w:t>3.1 Požiadavky, vstupy a výstupy riešenia</w:t>
+      </w:r>
+    </w:p>
+    <w:p>
+      <w:pPr>
+        <w:numPr>
+          <w:ilvl w:val="0"/>
+          <w:numId w:val="7"/>
+        </w:numPr>
+        <w:rPr>
+          <w:sz w:val="32"/>
+          <w:szCs w:val="32"/>
+        </w:rPr>
+      </w:pPr>
+      <w:r>
+        <w:rPr>
+          <w:sz w:val="32"/>
+          <w:szCs w:val="32"/>
+        </w:rPr>
+        <w:t>vstupy: score a audio nahrávka</w:t>
+      </w:r>
+    </w:p>
+    <w:p>
+      <w:pPr>
+        <w:numPr>
+          <w:ilvl w:val="0"/>
+          <w:numId w:val="7"/>
+        </w:numPr>
+        <w:rPr>
+          <w:sz w:val="32"/>
+          <w:szCs w:val="32"/>
+        </w:rPr>
+      </w:pPr>
+      <w:r>
+        <w:rPr>
+          <w:sz w:val="32"/>
+          <w:szCs w:val="32"/>
+        </w:rPr>
+        <w:t>výstupy: zarovnanie a tempomapa</w:t>
+      </w:r>
+    </w:p>
+    <w:p>
+      <w:pPr>
+        <w:numPr>
+          <w:ilvl w:val="0"/>
+          <w:numId w:val="7"/>
+        </w:numPr>
+        <w:rPr>
+          <w:sz w:val="32"/>
+          <w:szCs w:val="32"/>
+        </w:rPr>
+      </w:pPr>
+      <w:r>
+        <w:rPr>
+          <w:sz w:val="32"/>
+          <w:szCs w:val="32"/>
+        </w:rPr>
+        <w:t>obmedzenia navrhovaného riešenia</w:t>
+      </w:r>
+    </w:p>
+    <w:p>
+      <w:pPr>
+        <w:rPr>
+          <w:sz w:val="32"/>
+          <w:szCs w:val="32"/>
+        </w:rPr>
+      </w:pPr>
+      <w:r>
+        <w:rPr>
+          <w:sz w:val="32"/>
+          <w:szCs w:val="32"/>
+        </w:rPr>
+        <w:t>3.2 Návrh spracovateľskej pipeline</w:t>
+      </w:r>
+    </w:p>
+    <w:p>
+      <w:pPr>
+        <w:numPr>
+          <w:ilvl w:val="0"/>
+          <w:numId w:val="8"/>
+        </w:numPr>
+        <w:rPr>
+          <w:sz w:val="32"/>
+          <w:szCs w:val="32"/>
+        </w:rPr>
+      </w:pPr>
+      <w:r>
+        <w:rPr>
+          <w:sz w:val="32"/>
+          <w:szCs w:val="32"/>
+        </w:rPr>
+        <w:t>načítanie dát</w:t>
+      </w:r>
+    </w:p>
+    <w:p>
+      <w:pPr>
+        <w:numPr>
+          <w:ilvl w:val="0"/>
+          <w:numId w:val="8"/>
+        </w:numPr>
+        <w:rPr>
+          <w:sz w:val="32"/>
+          <w:szCs w:val="32"/>
+        </w:rPr>
+      </w:pPr>
+      <w:r>
+        <w:rPr>
+          <w:sz w:val="32"/>
+          <w:szCs w:val="32"/>
+        </w:rPr>
+        <w:t>extrakcia príznakov zo score</w:t>
+      </w:r>
+    </w:p>
+    <w:p>
+      <w:pPr>
+        <w:numPr>
+          <w:ilvl w:val="0"/>
+          <w:numId w:val="8"/>
+        </w:numPr>
+        <w:rPr>
+          <w:sz w:val="32"/>
+          <w:szCs w:val="32"/>
+        </w:rPr>
+      </w:pPr>
+      <w:r>
+        <w:rPr>
+          <w:sz w:val="32"/>
+          <w:szCs w:val="32"/>
+        </w:rPr>
+        <w:t>extrakcia príznakov z audia</w:t>
+      </w:r>
+    </w:p>
+    <w:p>
+      <w:pPr>
+        <w:numPr>
+          <w:ilvl w:val="0"/>
+          <w:numId w:val="8"/>
+        </w:numPr>
+        <w:rPr>
+          <w:sz w:val="32"/>
+          <w:szCs w:val="32"/>
+        </w:rPr>
+      </w:pPr>
+      <w:r>
+        <w:rPr>
+          <w:sz w:val="32"/>
+          <w:szCs w:val="32"/>
+        </w:rPr>
+        <w:t>zarovnanie pomocou DTW</w:t>
+      </w:r>
+    </w:p>
+    <w:p>
+      <w:pPr>
+        <w:numPr>
+          <w:ilvl w:val="0"/>
+          <w:numId w:val="8"/>
+        </w:numPr>
+        <w:rPr>
+          <w:sz w:val="32"/>
+          <w:szCs w:val="32"/>
+        </w:rPr>
+      </w:pPr>
+      <w:r>
+        <w:rPr>
+          <w:sz w:val="32"/>
+          <w:szCs w:val="32"/>
+        </w:rPr>
+        <w:t>odvodenie tempomapy a vizualizácií</w:t>
+      </w:r>
+    </w:p>
+    <w:p>
+      <w:pPr>
+        <w:rPr>
+          <w:sz w:val="32"/>
+          <w:szCs w:val="32"/>
+        </w:rPr>
+      </w:pPr>
+      <w:r>
+        <w:rPr>
+          <w:sz w:val="32"/>
+          <w:szCs w:val="32"/>
+        </w:rPr>
+        <w:t>3.3 Implementácia spracovania score a audia</w:t>
+      </w:r>
+    </w:p>
+    <w:p>
+      <w:pPr>
+        <w:numPr>
+          <w:ilvl w:val="0"/>
+          <w:numId w:val="9"/>
+        </w:numPr>
+        <w:rPr>
+          <w:sz w:val="32"/>
+          <w:szCs w:val="32"/>
+        </w:rPr>
+      </w:pPr>
+      <w:r>
+        <w:rPr>
+          <w:sz w:val="32"/>
+          <w:szCs w:val="32"/>
+        </w:rPr>
+        <w:t>parsovanie MIDI/MusicXML</w:t>
+      </w:r>
+    </w:p>
+    <w:p>
+      <w:pPr>
+        <w:numPr>
+          <w:ilvl w:val="0"/>
+          <w:numId w:val="9"/>
+        </w:numPr>
+        <w:rPr>
+          <w:sz w:val="32"/>
+          <w:szCs w:val="32"/>
+        </w:rPr>
+      </w:pPr>
+      <w:r>
+        <w:rPr>
+          <w:sz w:val="32"/>
+          <w:szCs w:val="32"/>
+        </w:rPr>
         <w:lastRenderedPageBreak/>
-        <w:t>(A) Načítanie dát (score, audio)</w:t>
-      </w:r>
-    </w:p>
-    <w:p>
-      <w:pPr>
-        <w:numPr>
-          <w:ilvl w:val="0"/>
-          <w:numId w:val="5"/>
-        </w:numPr>
-      </w:pPr>
-      <w:r>
-        <w:t>(B) Feature extrakcia pre score (napr. pianoroll→chroma)</w:t>
-      </w:r>
-    </w:p>
-    <w:p>
-      <w:pPr>
-        <w:numPr>
-          <w:ilvl w:val="0"/>
-          <w:numId w:val="5"/>
-        </w:numPr>
-      </w:pPr>
-      <w:r>
-        <w:t>(C) Feature extrakcia pre audio (STFT→chroma)</w:t>
-      </w:r>
-    </w:p>
-    <w:p>
-      <w:pPr>
-        <w:numPr>
-          <w:ilvl w:val="0"/>
-          <w:numId w:val="5"/>
-        </w:numPr>
-      </w:pPr>
-      <w:r>
-        <w:t>(D) Zarovnanie (DTW)</w:t>
-      </w:r>
-    </w:p>
-    <w:p>
-      <w:pPr>
-        <w:numPr>
-          <w:ilvl w:val="0"/>
-          <w:numId w:val="5"/>
-        </w:numPr>
-      </w:pPr>
-      <w:r>
-        <w:t>(E) Odvodenie tempomapy a vizualizácie</w:t>
-      </w:r>
-    </w:p>
-    <w:p>
-      <w:r>
-        <w:t>4.3 Voľby parametrov (SR, FPS, HOP, N_FFT; kompromisy presnosť vs rýchlosť)</w:t>
-      </w:r>
-      <w:r>
-        <w:br/>
-        <w:t>4.4 Metódy hodnotenia (chyba zarovnania v sekundách/beatoch, stabilita, vizuálna kontrola)</w:t>
-      </w:r>
-    </w:p>
-    <w:p/>
-    <w:p>
-      <w:pPr>
-        <w:rPr>
-          <w:b/>
-          <w:bCs/>
-        </w:rPr>
-      </w:pPr>
-      <w:r>
-        <w:rPr>
-          <w:b/>
-          <w:bCs/>
-        </w:rPr>
-        <w:t>5. Implementácia</w:t>
-      </w:r>
-    </w:p>
-    <w:p>
-      <w:r>
-        <w:t>5.1 Použité technológie (Python, knižnice; spracovanie score cez Partitura)</w:t>
-      </w:r>
-      <w:r>
-        <w:br/>
-        <w:t>5.2 Spracovanie symbolického score</w:t>
-      </w:r>
-    </w:p>
-    <w:p>
-      <w:pPr>
-        <w:numPr>
-          <w:ilvl w:val="0"/>
-          <w:numId w:val="6"/>
-        </w:numPr>
-      </w:pPr>
-      <w:r>
-        <w:t>parsovanie (MIDI/MusicXML), note_array/pianoroll, chroma score</w:t>
-      </w:r>
-      <w:r>
-        <w:br/>
-        <w:t>5.3 Spracovanie audia</w:t>
-      </w:r>
-    </w:p>
-    <w:p>
-      <w:pPr>
-        <w:numPr>
-          <w:ilvl w:val="0"/>
-          <w:numId w:val="6"/>
-        </w:numPr>
-      </w:pPr>
-      <w:r>
-        <w:t>načítanie, STFT/CQT, chroma audio</w:t>
-      </w:r>
-      <w:r>
-        <w:br/>
-        <w:t>5.4 Zarovnanie (DTW)</w:t>
-      </w:r>
-    </w:p>
-    <w:p>
-      <w:pPr>
-        <w:numPr>
-          <w:ilvl w:val="0"/>
-          <w:numId w:val="6"/>
-        </w:numPr>
-      </w:pPr>
-      <w:r>
-        <w:t>vzdialenosť, normalizácia, obmedzenia kroku, backtracking</w:t>
-      </w:r>
-      <w:r>
-        <w:br/>
-        <w:t>5.5 Výpočet tempomapy</w:t>
-      </w:r>
-    </w:p>
-    <w:p>
-      <w:pPr>
-        <w:numPr>
-          <w:ilvl w:val="0"/>
-          <w:numId w:val="6"/>
-        </w:numPr>
-      </w:pPr>
-      <w:r>
-        <w:t>mapovanie t_score → t_audio, lokálny stretch, vyhladenie, BPM krivka</w:t>
-      </w:r>
-      <w:r>
-        <w:br/>
-        <w:t>5.6 Export výsledkov</w:t>
-      </w:r>
-    </w:p>
-    <w:p>
-      <w:pPr>
-        <w:numPr>
-          <w:ilvl w:val="0"/>
-          <w:numId w:val="6"/>
-        </w:numPr>
-      </w:pPr>
-      <w:r>
-        <w:t>grafy, prípadne ukladanie mapovania (napr. CSV / match-like výstup)</w:t>
-      </w:r>
-    </w:p>
-    <w:p/>
-    <w:p>
-      <w:pPr>
-        <w:rPr>
-          <w:b/>
-          <w:bCs/>
-        </w:rPr>
-      </w:pPr>
-      <w:r>
-        <w:rPr>
-          <w:b/>
-          <w:bCs/>
-        </w:rPr>
-        <w:t>6. Experimenty a výsledky</w:t>
-      </w:r>
-    </w:p>
-    <w:p>
-      <w:r>
-        <w:t>6.1 Dátové sady a testovacie scenáre (aspoň niekoľko skladieb; rôzne tempa/interpretácie)</w:t>
-      </w:r>
-      <w:r>
-        <w:br/>
-        <w:t>6.2 Nastavenie experimentov (parametre, varianty)</w:t>
-      </w:r>
-      <w:r>
-        <w:br/>
-        <w:t>6.3 Výsledky zarovnania (vizualizácie: similarity matrix + warping path)</w:t>
-      </w:r>
-      <w:r>
-        <w:br/>
-        <w:t>6.4 Výsledky tempomapy (tempo curve, štatistiky min/max/median)</w:t>
-      </w:r>
-      <w:r>
-        <w:br/>
-        <w:t>6.5 Diskusia chýb (kde to padá: repetície, modulácie, slabé onsets, zbor/viac hlasov)</w:t>
-      </w:r>
-    </w:p>
-    <w:p/>
-    <w:p>
-      <w:pPr>
-        <w:rPr>
-          <w:b/>
-          <w:bCs/>
-        </w:rPr>
-      </w:pPr>
-      <w:r>
-        <w:rPr>
-          <w:b/>
-          <w:bCs/>
-        </w:rPr>
-        <w:t>7. Záver</w:t>
-      </w:r>
-    </w:p>
-    <w:p>
-      <w:r>
-        <w:t>7.1 Zhodnotenie cieľov</w:t>
-      </w:r>
-      <w:r>
-        <w:br/>
-        <w:t>7.2 Prínosy a limity riešenia</w:t>
-      </w:r>
-      <w:r>
-        <w:br/>
-        <w:t>7.3 Budúca práca (lepšie feature – CQT/chroma variants, constrained DTW, online verzia, robustnosť na repetície, benchmark s match datasetmi)</w:t>
+        <w:t>note_array, piano roll, score chroma</w:t>
+      </w:r>
+    </w:p>
+    <w:p>
+      <w:pPr>
+        <w:numPr>
+          <w:ilvl w:val="0"/>
+          <w:numId w:val="9"/>
+        </w:numPr>
+        <w:rPr>
+          <w:sz w:val="32"/>
+          <w:szCs w:val="32"/>
+        </w:rPr>
+      </w:pPr>
+      <w:r>
+        <w:rPr>
+          <w:sz w:val="32"/>
+          <w:szCs w:val="32"/>
+        </w:rPr>
+        <w:t>načítanie audia</w:t>
+      </w:r>
+    </w:p>
+    <w:p>
+      <w:pPr>
+        <w:numPr>
+          <w:ilvl w:val="0"/>
+          <w:numId w:val="9"/>
+        </w:numPr>
+        <w:rPr>
+          <w:sz w:val="32"/>
+          <w:szCs w:val="32"/>
+        </w:rPr>
+      </w:pPr>
+      <w:r>
+        <w:rPr>
+          <w:sz w:val="32"/>
+          <w:szCs w:val="32"/>
+        </w:rPr>
+        <w:t>STFT/CQT</w:t>
+      </w:r>
+    </w:p>
+    <w:p>
+      <w:pPr>
+        <w:numPr>
+          <w:ilvl w:val="0"/>
+          <w:numId w:val="9"/>
+        </w:numPr>
+        <w:rPr>
+          <w:sz w:val="32"/>
+          <w:szCs w:val="32"/>
+        </w:rPr>
+      </w:pPr>
+      <w:r>
+        <w:rPr>
+          <w:sz w:val="32"/>
+          <w:szCs w:val="32"/>
+        </w:rPr>
+        <w:t>audio chroma</w:t>
+      </w:r>
+    </w:p>
+    <w:p>
+      <w:pPr>
+        <w:rPr>
+          <w:sz w:val="32"/>
+          <w:szCs w:val="32"/>
+        </w:rPr>
+      </w:pPr>
+      <w:r>
+        <w:rPr>
+          <w:sz w:val="32"/>
+          <w:szCs w:val="32"/>
+        </w:rPr>
+        <w:t>3.4 Implementácia zarovnania a výpočtu tempomapy</w:t>
+      </w:r>
+    </w:p>
+    <w:p>
+      <w:pPr>
+        <w:numPr>
+          <w:ilvl w:val="0"/>
+          <w:numId w:val="10"/>
+        </w:numPr>
+        <w:rPr>
+          <w:sz w:val="32"/>
+          <w:szCs w:val="32"/>
+        </w:rPr>
+      </w:pPr>
+      <w:r>
+        <w:rPr>
+          <w:sz w:val="32"/>
+          <w:szCs w:val="32"/>
+        </w:rPr>
+        <w:t>cost matrix a voľba vzdialenosti</w:t>
+      </w:r>
+    </w:p>
+    <w:p>
+      <w:pPr>
+        <w:numPr>
+          <w:ilvl w:val="0"/>
+          <w:numId w:val="10"/>
+        </w:numPr>
+        <w:rPr>
+          <w:sz w:val="32"/>
+          <w:szCs w:val="32"/>
+        </w:rPr>
+      </w:pPr>
+      <w:r>
+        <w:rPr>
+          <w:sz w:val="32"/>
+          <w:szCs w:val="32"/>
+        </w:rPr>
+        <w:t>krokové obmedzenia a backtracking</w:t>
+      </w:r>
+    </w:p>
+    <w:p>
+      <w:pPr>
+        <w:numPr>
+          <w:ilvl w:val="0"/>
+          <w:numId w:val="10"/>
+        </w:numPr>
+        <w:rPr>
+          <w:sz w:val="32"/>
+          <w:szCs w:val="32"/>
+        </w:rPr>
+      </w:pPr>
+      <w:r>
+        <w:rPr>
+          <w:sz w:val="32"/>
+          <w:szCs w:val="32"/>
+        </w:rPr>
+        <w:t>mapovanie score času na audio čas</w:t>
+      </w:r>
+    </w:p>
+    <w:p>
+      <w:pPr>
+        <w:numPr>
+          <w:ilvl w:val="0"/>
+          <w:numId w:val="10"/>
+        </w:numPr>
+        <w:rPr>
+          <w:sz w:val="32"/>
+          <w:szCs w:val="32"/>
+        </w:rPr>
+      </w:pPr>
+      <w:r>
+        <w:rPr>
+          <w:sz w:val="32"/>
+          <w:szCs w:val="32"/>
+        </w:rPr>
+        <w:t>lokálny stretch, vyhladenie, BPM krivka</w:t>
+      </w:r>
+    </w:p>
+    <w:p>
+      <w:pPr>
+        <w:rPr>
+          <w:sz w:val="32"/>
+          <w:szCs w:val="32"/>
+        </w:rPr>
+      </w:pPr>
+      <w:r>
+        <w:rPr>
+          <w:sz w:val="32"/>
+          <w:szCs w:val="32"/>
+        </w:rPr>
+        <w:t>3.5 Parametre a export výstupov</w:t>
+      </w:r>
+    </w:p>
+    <w:p>
+      <w:pPr>
+        <w:numPr>
+          <w:ilvl w:val="0"/>
+          <w:numId w:val="11"/>
+        </w:numPr>
+        <w:rPr>
+          <w:sz w:val="32"/>
+          <w:szCs w:val="32"/>
+        </w:rPr>
+      </w:pPr>
+      <w:r>
+        <w:rPr>
+          <w:sz w:val="32"/>
+          <w:szCs w:val="32"/>
+        </w:rPr>
+        <w:t>SR, HOP, N_FFT, FPS</w:t>
+      </w:r>
+    </w:p>
+    <w:p>
+      <w:pPr>
+        <w:numPr>
+          <w:ilvl w:val="0"/>
+          <w:numId w:val="11"/>
+        </w:numPr>
+        <w:rPr>
+          <w:sz w:val="32"/>
+          <w:szCs w:val="32"/>
+        </w:rPr>
+      </w:pPr>
+      <w:r>
+        <w:rPr>
+          <w:sz w:val="32"/>
+          <w:szCs w:val="32"/>
+        </w:rPr>
+        <w:t>grafy, CSV, prípadne match-like export</w:t>
+      </w:r>
+    </w:p>
+    <w:p>
+      <w:pPr>
+        <w:rPr>
+          <w:sz w:val="32"/>
+          <w:szCs w:val="32"/>
+        </w:rPr>
+      </w:pPr>
+      <w:r>
+        <w:rPr>
+          <w:sz w:val="32"/>
+          <w:szCs w:val="32"/>
+        </w:rPr>
+        <w:t>4. Experimenty a výsledky</w:t>
+      </w:r>
+    </w:p>
+    <w:p>
+      <w:pPr>
+        <w:rPr>
+          <w:sz w:val="32"/>
+          <w:szCs w:val="32"/>
+        </w:rPr>
+      </w:pPr>
+      <w:r>
+        <w:rPr>
+          <w:sz w:val="32"/>
+          <w:szCs w:val="32"/>
+        </w:rPr>
+        <w:t>4.1 Dátové sady a experimentálne nastavenie</w:t>
+      </w:r>
+    </w:p>
+    <w:p>
+      <w:pPr>
+        <w:rPr>
+          <w:sz w:val="32"/>
+          <w:szCs w:val="32"/>
+        </w:rPr>
+      </w:pPr>
+      <w:r>
+        <w:rPr>
+          <w:sz w:val="32"/>
+          <w:szCs w:val="32"/>
+        </w:rPr>
+        <w:t>4.2 Výsledky zarovnania</w:t>
+      </w:r>
+    </w:p>
+    <w:p>
+      <w:pPr>
+        <w:numPr>
+          <w:ilvl w:val="0"/>
+          <w:numId w:val="12"/>
+        </w:numPr>
+        <w:rPr>
+          <w:sz w:val="32"/>
+          <w:szCs w:val="32"/>
+        </w:rPr>
+      </w:pPr>
+      <w:r>
+        <w:rPr>
+          <w:sz w:val="32"/>
+          <w:szCs w:val="32"/>
+        </w:rPr>
+        <w:t>similarity matrix</w:t>
+      </w:r>
+    </w:p>
+    <w:p>
+      <w:pPr>
+        <w:numPr>
+          <w:ilvl w:val="0"/>
+          <w:numId w:val="12"/>
+        </w:numPr>
+        <w:rPr>
+          <w:sz w:val="32"/>
+          <w:szCs w:val="32"/>
+        </w:rPr>
+      </w:pPr>
+      <w:r>
+        <w:rPr>
+          <w:sz w:val="32"/>
+          <w:szCs w:val="32"/>
+        </w:rPr>
+        <w:t>warping path</w:t>
+      </w:r>
+    </w:p>
+    <w:p>
+      <w:pPr>
+        <w:numPr>
+          <w:ilvl w:val="0"/>
+          <w:numId w:val="12"/>
+        </w:numPr>
+        <w:rPr>
+          <w:sz w:val="32"/>
+          <w:szCs w:val="32"/>
+        </w:rPr>
+      </w:pPr>
+      <w:r>
+        <w:rPr>
+          <w:sz w:val="32"/>
+          <w:szCs w:val="32"/>
+        </w:rPr>
+        <w:t>chyba zarovnania</w:t>
+      </w:r>
+    </w:p>
+    <w:p>
+      <w:pPr>
+        <w:rPr>
+          <w:sz w:val="32"/>
+          <w:szCs w:val="32"/>
+        </w:rPr>
+      </w:pPr>
+      <w:r>
+        <w:rPr>
+          <w:sz w:val="32"/>
+          <w:szCs w:val="32"/>
+        </w:rPr>
+        <w:t>4.3 Výsledky tempomapy</w:t>
+      </w:r>
+    </w:p>
+    <w:p>
+      <w:pPr>
+        <w:numPr>
+          <w:ilvl w:val="0"/>
+          <w:numId w:val="13"/>
+        </w:numPr>
+        <w:rPr>
+          <w:sz w:val="32"/>
+          <w:szCs w:val="32"/>
+        </w:rPr>
+      </w:pPr>
+      <w:r>
+        <w:rPr>
+          <w:sz w:val="32"/>
+          <w:szCs w:val="32"/>
+        </w:rPr>
+        <w:t>tempo curve</w:t>
+      </w:r>
+    </w:p>
+    <w:p>
+      <w:pPr>
+        <w:numPr>
+          <w:ilvl w:val="0"/>
+          <w:numId w:val="13"/>
+        </w:numPr>
+        <w:rPr>
+          <w:sz w:val="32"/>
+          <w:szCs w:val="32"/>
+        </w:rPr>
+      </w:pPr>
+      <w:r>
+        <w:rPr>
+          <w:sz w:val="32"/>
+          <w:szCs w:val="32"/>
+        </w:rPr>
+        <w:t>štatistiky</w:t>
+      </w:r>
+    </w:p>
+    <w:p>
+      <w:pPr>
+        <w:rPr>
+          <w:sz w:val="32"/>
+          <w:szCs w:val="32"/>
+        </w:rPr>
+      </w:pPr>
+      <w:r>
+        <w:rPr>
+          <w:sz w:val="32"/>
+          <w:szCs w:val="32"/>
+        </w:rPr>
+        <w:t>4.4 Diskusia výsledkov a limitov riešenia</w:t>
+      </w:r>
+    </w:p>
+    <w:p>
+      <w:pPr>
+        <w:numPr>
+          <w:ilvl w:val="0"/>
+          <w:numId w:val="14"/>
+        </w:numPr>
+        <w:rPr>
+          <w:sz w:val="32"/>
+          <w:szCs w:val="32"/>
+        </w:rPr>
+      </w:pPr>
+      <w:r>
+        <w:rPr>
+          <w:sz w:val="32"/>
+          <w:szCs w:val="32"/>
+        </w:rPr>
+        <w:t>repetície</w:t>
+      </w:r>
+    </w:p>
+    <w:p>
+      <w:pPr>
+        <w:numPr>
+          <w:ilvl w:val="0"/>
+          <w:numId w:val="14"/>
+        </w:numPr>
+        <w:rPr>
+          <w:sz w:val="32"/>
+          <w:szCs w:val="32"/>
+        </w:rPr>
+      </w:pPr>
+      <w:r>
+        <w:rPr>
+          <w:sz w:val="32"/>
+          <w:szCs w:val="32"/>
+        </w:rPr>
+        <w:t>modulácie</w:t>
+      </w:r>
+    </w:p>
+    <w:p>
+      <w:pPr>
+        <w:numPr>
+          <w:ilvl w:val="0"/>
+          <w:numId w:val="14"/>
+        </w:numPr>
+        <w:rPr>
+          <w:sz w:val="32"/>
+          <w:szCs w:val="32"/>
+        </w:rPr>
+      </w:pPr>
+      <w:r>
+        <w:rPr>
+          <w:sz w:val="32"/>
+          <w:szCs w:val="32"/>
+        </w:rPr>
+        <w:lastRenderedPageBreak/>
+        <w:t>slabé onsety</w:t>
+      </w:r>
+    </w:p>
+    <w:p>
+      <w:pPr>
+        <w:numPr>
+          <w:ilvl w:val="0"/>
+          <w:numId w:val="14"/>
+        </w:numPr>
+        <w:rPr>
+          <w:sz w:val="32"/>
+          <w:szCs w:val="32"/>
+        </w:rPr>
+      </w:pPr>
+      <w:r>
+        <w:rPr>
+          <w:sz w:val="32"/>
+          <w:szCs w:val="32"/>
+        </w:rPr>
+        <w:t>polyfónia a hustá faktúra</w:t>
+      </w:r>
+    </w:p>
+    <w:p>
+      <w:pPr>
+        <w:rPr>
+          <w:sz w:val="32"/>
+          <w:szCs w:val="32"/>
+        </w:rPr>
+      </w:pPr>
+      <w:r>
+        <w:rPr>
+          <w:sz w:val="32"/>
+          <w:szCs w:val="32"/>
+        </w:rPr>
+        <w:t>5. Záver</w:t>
+      </w:r>
+    </w:p>
+    <w:p>
+      <w:pPr>
+        <w:rPr>
+          <w:sz w:val="32"/>
+          <w:szCs w:val="32"/>
+        </w:rPr>
+      </w:pPr>
+      <w:r>
+        <w:rPr>
+          <w:sz w:val="32"/>
+          <w:szCs w:val="32"/>
+        </w:rPr>
+        <w:t>5.1 Zhrnutie práce a dosiahnutých výsledkov</w:t>
+      </w:r>
+    </w:p>
+    <w:p>
+      <w:pPr>
+        <w:rPr>
+          <w:sz w:val="32"/>
+          <w:szCs w:val="32"/>
+        </w:rPr>
+      </w:pPr>
+      <w:r>
+        <w:rPr>
+          <w:sz w:val="32"/>
+          <w:szCs w:val="32"/>
+        </w:rPr>
+        <w:t>5.2 Limity riešenia a možnosti ďalšieho výskumu</w:t>
+      </w:r>
+    </w:p>
+    <w:p>
+      <w:pPr>
+        <w:numPr>
+          <w:ilvl w:val="0"/>
+          <w:numId w:val="15"/>
+        </w:numPr>
+        <w:rPr>
+          <w:sz w:val="32"/>
+          <w:szCs w:val="32"/>
+        </w:rPr>
+      </w:pPr>
+      <w:r>
+        <w:rPr>
+          <w:sz w:val="32"/>
+          <w:szCs w:val="32"/>
+        </w:rPr>
+        <w:t>lepšie features</w:t>
+      </w:r>
+    </w:p>
+    <w:p>
+      <w:pPr>
+        <w:numPr>
+          <w:ilvl w:val="0"/>
+          <w:numId w:val="15"/>
+        </w:numPr>
+        <w:rPr>
+          <w:sz w:val="32"/>
+          <w:szCs w:val="32"/>
+        </w:rPr>
+      </w:pPr>
+      <w:r>
+        <w:rPr>
+          <w:sz w:val="32"/>
+          <w:szCs w:val="32"/>
+        </w:rPr>
+        <w:t>constrained DTW</w:t>
+      </w:r>
+    </w:p>
+    <w:p>
+      <w:pPr>
+        <w:numPr>
+          <w:ilvl w:val="0"/>
+          <w:numId w:val="15"/>
+        </w:numPr>
+        <w:rPr>
+          <w:sz w:val="32"/>
+          <w:szCs w:val="32"/>
+        </w:rPr>
+      </w:pPr>
+      <w:r>
+        <w:rPr>
+          <w:sz w:val="32"/>
+          <w:szCs w:val="32"/>
+        </w:rPr>
+        <w:t>online verzia</w:t>
+      </w:r>
+    </w:p>
+    <w:p>
+      <w:pPr>
+        <w:numPr>
+          <w:ilvl w:val="0"/>
+          <w:numId w:val="15"/>
+        </w:numPr>
+        <w:rPr>
+          <w:sz w:val="32"/>
+          <w:szCs w:val="32"/>
+        </w:rPr>
+      </w:pPr>
+      <w:r>
+        <w:rPr>
+          <w:sz w:val="32"/>
+          <w:szCs w:val="32"/>
+        </w:rPr>
+        <w:t>benchmark na match datasetoch</w:t>
       </w:r>
     </w:p>
     <w:sectPr>
@@ -496,9 +1408,9 @@
 <file path=word/numbering.xml><?xml version="1.0" encoding="utf-8"?>
 <w:numbering xmlns:wpc="http://schemas.microsoft.com/office/word/2010/wordprocessingCanvas" xmlns:cx="http://schemas.microsoft.com/office/drawing/2014/chartex" xmlns:cx1="http://schemas.microsoft.com/office/drawing/2015/9/8/chartex" xmlns:cx2="http://schemas.microsoft.com/office/drawing/2015/10/21/chartex" xmlns:cx3="http://schemas.microsoft.com/office/drawing/2016/5/9/chartex" xmlns:cx4="http://schemas.microsoft.com/office/drawing/2016/5/10/chartex" xmlns:cx5="http://schemas.microsoft.com/office/drawing/2016/5/11/chartex" xmlns:cx6="http://schemas.microsoft.com/office/drawing/2016/5/12/chartex" xmlns:cx7="http://schemas.microsoft.com/office/drawing/2016/5/13/chartex" xmlns:cx8="http://schemas.microsoft.com/office/drawing/2016/5/14/chartex" xmlns:mc="http://schemas.openxmlformats.org/markup-compatibility/2006" xmlns:aink="http://schemas.microsoft.com/office/drawing/2016/ink" xmlns:am3d="http://schemas.microsoft.com/office/drawing/2017/model3d" xmlns:o="urn:schemas-microsoft-com:office:office" xmlns:oel="http://schemas.microsoft.com/office/2019/extlst" xmlns:r="http://schemas.openxmlformats.org/officeDocument/2006/relationships" xmlns:m="http://schemas.openxmlformats.org/officeDocument/2006/math" xmlns:v="urn:schemas-microsoft-com:vml" xmlns:wp14="http://schemas.microsoft.com/office/word/2010/wordprocessingDrawing" xmlns:wp="http://schemas.openxmlformats.org/drawingml/2006/wordprocessingDrawing" xmlns:w10="urn:schemas-microsoft-com:office:word" xmlns:w="http://schemas.openxmlformats.org/wordprocessingml/2006/main" xmlns:w14="http://schemas.microsoft.com/office/word/2010/wordml" xmlns:w15="http://schemas.microsoft.com/office/word/2012/wordml" xmlns:w16cex="http://schemas.microsoft.com/office/word/2018/wordml/cex" xmlns:w16cid="http://schemas.microsoft.com/office/word/2016/wordml/cid" xmlns:w16="http://schemas.microsoft.com/office/word/2018/wordml" xmlns:w16du="http://schemas.microsoft.com/office/word/2023/wordml/word16du" xmlns:w16sdtdh="http://schemas.microsoft.com/office/word/2020/wordml/sdtdatahash" xmlns:w16sdtfl="http://schemas.microsoft.com/office/word/2024/wordml/sdtformatlock" xmlns:w16se="http://schemas.microsoft.com/office/word/2015/wordml/symex" xmlns:wpg="http://schemas.microsoft.com/office/word/2010/wordprocessingGroup" xmlns:wpi="http://schemas.microsoft.com/office/word/2010/wordprocessingInk" xmlns:wne="http://schemas.microsoft.com/office/word/2006/wordml" xmlns:wps="http://schemas.microsoft.com/office/word/2010/wordprocessingShape" mc:Ignorable="w14 w15 w16se w16cid w16 w16cex w16sdtdh w16sdtfl w16du wp14">
   <w:abstractNum w:abstractNumId="0" w15:restartNumberingAfterBreak="0">
-    <w:nsid w:val="12322A99"/>
+    <w:nsid w:val="0669145F"/>
     <w:multiLevelType w:val="multilevel"/>
-    <w:tmpl w:val="D58C115A"/>
+    <w:tmpl w:val="4FC83390"/>
     <w:lvl w:ilvl="0">
       <w:start w:val="1"/>
       <w:numFmt w:val="bullet"/>
@@ -645,9 +1557,9 @@
     </w:lvl>
   </w:abstractNum>
   <w:abstractNum w:abstractNumId="1" w15:restartNumberingAfterBreak="0">
-    <w:nsid w:val="12C531B4"/>
+    <w:nsid w:val="067563E4"/>
     <w:multiLevelType w:val="multilevel"/>
-    <w:tmpl w:val="FDEC092A"/>
+    <w:tmpl w:val="C2C6975A"/>
     <w:lvl w:ilvl="0">
       <w:start w:val="1"/>
       <w:numFmt w:val="bullet"/>
@@ -794,9 +1706,9 @@
     </w:lvl>
   </w:abstractNum>
   <w:abstractNum w:abstractNumId="2" w15:restartNumberingAfterBreak="0">
-    <w:nsid w:val="28080806"/>
+    <w:nsid w:val="11F92BC1"/>
     <w:multiLevelType w:val="multilevel"/>
-    <w:tmpl w:val="E2544A42"/>
+    <w:tmpl w:val="72905C98"/>
     <w:lvl w:ilvl="0">
       <w:start w:val="1"/>
       <w:numFmt w:val="bullet"/>
@@ -943,9 +1855,9 @@
     </w:lvl>
   </w:abstractNum>
   <w:abstractNum w:abstractNumId="3" w15:restartNumberingAfterBreak="0">
-    <w:nsid w:val="34EE4618"/>
+    <w:nsid w:val="1A36385B"/>
     <w:multiLevelType w:val="multilevel"/>
-    <w:tmpl w:val="A7B08DEC"/>
+    <w:tmpl w:val="6368213C"/>
     <w:lvl w:ilvl="0">
       <w:start w:val="1"/>
       <w:numFmt w:val="bullet"/>
@@ -1092,9 +2004,9 @@
     </w:lvl>
   </w:abstractNum>
   <w:abstractNum w:abstractNumId="4" w15:restartNumberingAfterBreak="0">
-    <w:nsid w:val="3DFA5FED"/>
+    <w:nsid w:val="3366048C"/>
     <w:multiLevelType w:val="multilevel"/>
-    <w:tmpl w:val="A9B89A78"/>
+    <w:tmpl w:val="2DF8E888"/>
     <w:lvl w:ilvl="0">
       <w:start w:val="1"/>
       <w:numFmt w:val="bullet"/>
@@ -1241,9 +2153,9 @@
     </w:lvl>
   </w:abstractNum>
   <w:abstractNum w:abstractNumId="5" w15:restartNumberingAfterBreak="0">
-    <w:nsid w:val="64357FEB"/>
+    <w:nsid w:val="34431F8D"/>
     <w:multiLevelType w:val="multilevel"/>
-    <w:tmpl w:val="7ECE3568"/>
+    <w:tmpl w:val="1C3A4C9C"/>
     <w:lvl w:ilvl="0">
       <w:start w:val="1"/>
       <w:numFmt w:val="bullet"/>
@@ -1389,24 +2301,1393 @@
       </w:rPr>
     </w:lvl>
   </w:abstractNum>
-  <w:num w:numId="1" w16cid:durableId="36973847">
+  <w:abstractNum w:abstractNumId="6" w15:restartNumberingAfterBreak="0">
+    <w:nsid w:val="403B501D"/>
+    <w:multiLevelType w:val="multilevel"/>
+    <w:tmpl w:val="80C484C6"/>
+    <w:lvl w:ilvl="0">
+      <w:start w:val="1"/>
+      <w:numFmt w:val="bullet"/>
+      <w:lvlText w:val=""/>
+      <w:lvlJc w:val="left"/>
+      <w:pPr>
+        <w:tabs>
+          <w:tab w:val="num" w:pos="720"/>
+        </w:tabs>
+        <w:ind w:left="720" w:hanging="360"/>
+      </w:pPr>
+      <w:rPr>
+        <w:rFonts w:ascii="Symbol" w:hAnsi="Symbol" w:hint="default"/>
+        <w:sz w:val="20"/>
+      </w:rPr>
+    </w:lvl>
+    <w:lvl w:ilvl="1" w:tentative="1">
+      <w:start w:val="1"/>
+      <w:numFmt w:val="bullet"/>
+      <w:lvlText w:val="o"/>
+      <w:lvlJc w:val="left"/>
+      <w:pPr>
+        <w:tabs>
+          <w:tab w:val="num" w:pos="1440"/>
+        </w:tabs>
+        <w:ind w:left="1440" w:hanging="360"/>
+      </w:pPr>
+      <w:rPr>
+        <w:rFonts w:ascii="Courier New" w:hAnsi="Courier New" w:hint="default"/>
+        <w:sz w:val="20"/>
+      </w:rPr>
+    </w:lvl>
+    <w:lvl w:ilvl="2" w:tentative="1">
+      <w:start w:val="1"/>
+      <w:numFmt w:val="bullet"/>
+      <w:lvlText w:val=""/>
+      <w:lvlJc w:val="left"/>
+      <w:pPr>
+        <w:tabs>
+          <w:tab w:val="num" w:pos="2160"/>
+        </w:tabs>
+        <w:ind w:left="2160" w:hanging="360"/>
+      </w:pPr>
+      <w:rPr>
+        <w:rFonts w:ascii="Wingdings" w:hAnsi="Wingdings" w:hint="default"/>
+        <w:sz w:val="20"/>
+      </w:rPr>
+    </w:lvl>
+    <w:lvl w:ilvl="3" w:tentative="1">
+      <w:start w:val="1"/>
+      <w:numFmt w:val="bullet"/>
+      <w:lvlText w:val=""/>
+      <w:lvlJc w:val="left"/>
+      <w:pPr>
+        <w:tabs>
+          <w:tab w:val="num" w:pos="2880"/>
+        </w:tabs>
+        <w:ind w:left="2880" w:hanging="360"/>
+      </w:pPr>
+      <w:rPr>
+        <w:rFonts w:ascii="Wingdings" w:hAnsi="Wingdings" w:hint="default"/>
+        <w:sz w:val="20"/>
+      </w:rPr>
+    </w:lvl>
+    <w:lvl w:ilvl="4" w:tentative="1">
+      <w:start w:val="1"/>
+      <w:numFmt w:val="bullet"/>
+      <w:lvlText w:val=""/>
+      <w:lvlJc w:val="left"/>
+      <w:pPr>
+        <w:tabs>
+          <w:tab w:val="num" w:pos="3600"/>
+        </w:tabs>
+        <w:ind w:left="3600" w:hanging="360"/>
+      </w:pPr>
+      <w:rPr>
+        <w:rFonts w:ascii="Wingdings" w:hAnsi="Wingdings" w:hint="default"/>
+        <w:sz w:val="20"/>
+      </w:rPr>
+    </w:lvl>
+    <w:lvl w:ilvl="5" w:tentative="1">
+      <w:start w:val="1"/>
+      <w:numFmt w:val="bullet"/>
+      <w:lvlText w:val=""/>
+      <w:lvlJc w:val="left"/>
+      <w:pPr>
+        <w:tabs>
+          <w:tab w:val="num" w:pos="4320"/>
+        </w:tabs>
+        <w:ind w:left="4320" w:hanging="360"/>
+      </w:pPr>
+      <w:rPr>
+        <w:rFonts w:ascii="Wingdings" w:hAnsi="Wingdings" w:hint="default"/>
+        <w:sz w:val="20"/>
+      </w:rPr>
+    </w:lvl>
+    <w:lvl w:ilvl="6" w:tentative="1">
+      <w:start w:val="1"/>
+      <w:numFmt w:val="bullet"/>
+      <w:lvlText w:val=""/>
+      <w:lvlJc w:val="left"/>
+      <w:pPr>
+        <w:tabs>
+          <w:tab w:val="num" w:pos="5040"/>
+        </w:tabs>
+        <w:ind w:left="5040" w:hanging="360"/>
+      </w:pPr>
+      <w:rPr>
+        <w:rFonts w:ascii="Wingdings" w:hAnsi="Wingdings" w:hint="default"/>
+        <w:sz w:val="20"/>
+      </w:rPr>
+    </w:lvl>
+    <w:lvl w:ilvl="7" w:tentative="1">
+      <w:start w:val="1"/>
+      <w:numFmt w:val="bullet"/>
+      <w:lvlText w:val=""/>
+      <w:lvlJc w:val="left"/>
+      <w:pPr>
+        <w:tabs>
+          <w:tab w:val="num" w:pos="5760"/>
+        </w:tabs>
+        <w:ind w:left="5760" w:hanging="360"/>
+      </w:pPr>
+      <w:rPr>
+        <w:rFonts w:ascii="Wingdings" w:hAnsi="Wingdings" w:hint="default"/>
+        <w:sz w:val="20"/>
+      </w:rPr>
+    </w:lvl>
+    <w:lvl w:ilvl="8" w:tentative="1">
+      <w:start w:val="1"/>
+      <w:numFmt w:val="bullet"/>
+      <w:lvlText w:val=""/>
+      <w:lvlJc w:val="left"/>
+      <w:pPr>
+        <w:tabs>
+          <w:tab w:val="num" w:pos="6480"/>
+        </w:tabs>
+        <w:ind w:left="6480" w:hanging="360"/>
+      </w:pPr>
+      <w:rPr>
+        <w:rFonts w:ascii="Wingdings" w:hAnsi="Wingdings" w:hint="default"/>
+        <w:sz w:val="20"/>
+      </w:rPr>
+    </w:lvl>
+  </w:abstractNum>
+  <w:abstractNum w:abstractNumId="7" w15:restartNumberingAfterBreak="0">
+    <w:nsid w:val="55987031"/>
+    <w:multiLevelType w:val="multilevel"/>
+    <w:tmpl w:val="9E0E0FA6"/>
+    <w:lvl w:ilvl="0">
+      <w:start w:val="1"/>
+      <w:numFmt w:val="bullet"/>
+      <w:lvlText w:val=""/>
+      <w:lvlJc w:val="left"/>
+      <w:pPr>
+        <w:tabs>
+          <w:tab w:val="num" w:pos="720"/>
+        </w:tabs>
+        <w:ind w:left="720" w:hanging="360"/>
+      </w:pPr>
+      <w:rPr>
+        <w:rFonts w:ascii="Symbol" w:hAnsi="Symbol" w:hint="default"/>
+        <w:sz w:val="20"/>
+      </w:rPr>
+    </w:lvl>
+    <w:lvl w:ilvl="1" w:tentative="1">
+      <w:start w:val="1"/>
+      <w:numFmt w:val="bullet"/>
+      <w:lvlText w:val="o"/>
+      <w:lvlJc w:val="left"/>
+      <w:pPr>
+        <w:tabs>
+          <w:tab w:val="num" w:pos="1440"/>
+        </w:tabs>
+        <w:ind w:left="1440" w:hanging="360"/>
+      </w:pPr>
+      <w:rPr>
+        <w:rFonts w:ascii="Courier New" w:hAnsi="Courier New" w:hint="default"/>
+        <w:sz w:val="20"/>
+      </w:rPr>
+    </w:lvl>
+    <w:lvl w:ilvl="2" w:tentative="1">
+      <w:start w:val="1"/>
+      <w:numFmt w:val="bullet"/>
+      <w:lvlText w:val=""/>
+      <w:lvlJc w:val="left"/>
+      <w:pPr>
+        <w:tabs>
+          <w:tab w:val="num" w:pos="2160"/>
+        </w:tabs>
+        <w:ind w:left="2160" w:hanging="360"/>
+      </w:pPr>
+      <w:rPr>
+        <w:rFonts w:ascii="Wingdings" w:hAnsi="Wingdings" w:hint="default"/>
+        <w:sz w:val="20"/>
+      </w:rPr>
+    </w:lvl>
+    <w:lvl w:ilvl="3" w:tentative="1">
+      <w:start w:val="1"/>
+      <w:numFmt w:val="bullet"/>
+      <w:lvlText w:val=""/>
+      <w:lvlJc w:val="left"/>
+      <w:pPr>
+        <w:tabs>
+          <w:tab w:val="num" w:pos="2880"/>
+        </w:tabs>
+        <w:ind w:left="2880" w:hanging="360"/>
+      </w:pPr>
+      <w:rPr>
+        <w:rFonts w:ascii="Wingdings" w:hAnsi="Wingdings" w:hint="default"/>
+        <w:sz w:val="20"/>
+      </w:rPr>
+    </w:lvl>
+    <w:lvl w:ilvl="4" w:tentative="1">
+      <w:start w:val="1"/>
+      <w:numFmt w:val="bullet"/>
+      <w:lvlText w:val=""/>
+      <w:lvlJc w:val="left"/>
+      <w:pPr>
+        <w:tabs>
+          <w:tab w:val="num" w:pos="3600"/>
+        </w:tabs>
+        <w:ind w:left="3600" w:hanging="360"/>
+      </w:pPr>
+      <w:rPr>
+        <w:rFonts w:ascii="Wingdings" w:hAnsi="Wingdings" w:hint="default"/>
+        <w:sz w:val="20"/>
+      </w:rPr>
+    </w:lvl>
+    <w:lvl w:ilvl="5" w:tentative="1">
+      <w:start w:val="1"/>
+      <w:numFmt w:val="bullet"/>
+      <w:lvlText w:val=""/>
+      <w:lvlJc w:val="left"/>
+      <w:pPr>
+        <w:tabs>
+          <w:tab w:val="num" w:pos="4320"/>
+        </w:tabs>
+        <w:ind w:left="4320" w:hanging="360"/>
+      </w:pPr>
+      <w:rPr>
+        <w:rFonts w:ascii="Wingdings" w:hAnsi="Wingdings" w:hint="default"/>
+        <w:sz w:val="20"/>
+      </w:rPr>
+    </w:lvl>
+    <w:lvl w:ilvl="6" w:tentative="1">
+      <w:start w:val="1"/>
+      <w:numFmt w:val="bullet"/>
+      <w:lvlText w:val=""/>
+      <w:lvlJc w:val="left"/>
+      <w:pPr>
+        <w:tabs>
+          <w:tab w:val="num" w:pos="5040"/>
+        </w:tabs>
+        <w:ind w:left="5040" w:hanging="360"/>
+      </w:pPr>
+      <w:rPr>
+        <w:rFonts w:ascii="Wingdings" w:hAnsi="Wingdings" w:hint="default"/>
+        <w:sz w:val="20"/>
+      </w:rPr>
+    </w:lvl>
+    <w:lvl w:ilvl="7" w:tentative="1">
+      <w:start w:val="1"/>
+      <w:numFmt w:val="bullet"/>
+      <w:lvlText w:val=""/>
+      <w:lvlJc w:val="left"/>
+      <w:pPr>
+        <w:tabs>
+          <w:tab w:val="num" w:pos="5760"/>
+        </w:tabs>
+        <w:ind w:left="5760" w:hanging="360"/>
+      </w:pPr>
+      <w:rPr>
+        <w:rFonts w:ascii="Wingdings" w:hAnsi="Wingdings" w:hint="default"/>
+        <w:sz w:val="20"/>
+      </w:rPr>
+    </w:lvl>
+    <w:lvl w:ilvl="8" w:tentative="1">
+      <w:start w:val="1"/>
+      <w:numFmt w:val="bullet"/>
+      <w:lvlText w:val=""/>
+      <w:lvlJc w:val="left"/>
+      <w:pPr>
+        <w:tabs>
+          <w:tab w:val="num" w:pos="6480"/>
+        </w:tabs>
+        <w:ind w:left="6480" w:hanging="360"/>
+      </w:pPr>
+      <w:rPr>
+        <w:rFonts w:ascii="Wingdings" w:hAnsi="Wingdings" w:hint="default"/>
+        <w:sz w:val="20"/>
+      </w:rPr>
+    </w:lvl>
+  </w:abstractNum>
+  <w:abstractNum w:abstractNumId="8" w15:restartNumberingAfterBreak="0">
+    <w:nsid w:val="5B150543"/>
+    <w:multiLevelType w:val="multilevel"/>
+    <w:tmpl w:val="0EFE9EC4"/>
+    <w:lvl w:ilvl="0">
+      <w:start w:val="1"/>
+      <w:numFmt w:val="bullet"/>
+      <w:lvlText w:val=""/>
+      <w:lvlJc w:val="left"/>
+      <w:pPr>
+        <w:tabs>
+          <w:tab w:val="num" w:pos="720"/>
+        </w:tabs>
+        <w:ind w:left="720" w:hanging="360"/>
+      </w:pPr>
+      <w:rPr>
+        <w:rFonts w:ascii="Symbol" w:hAnsi="Symbol" w:hint="default"/>
+        <w:sz w:val="20"/>
+      </w:rPr>
+    </w:lvl>
+    <w:lvl w:ilvl="1" w:tentative="1">
+      <w:start w:val="1"/>
+      <w:numFmt w:val="bullet"/>
+      <w:lvlText w:val="o"/>
+      <w:lvlJc w:val="left"/>
+      <w:pPr>
+        <w:tabs>
+          <w:tab w:val="num" w:pos="1440"/>
+        </w:tabs>
+        <w:ind w:left="1440" w:hanging="360"/>
+      </w:pPr>
+      <w:rPr>
+        <w:rFonts w:ascii="Courier New" w:hAnsi="Courier New" w:hint="default"/>
+        <w:sz w:val="20"/>
+      </w:rPr>
+    </w:lvl>
+    <w:lvl w:ilvl="2" w:tentative="1">
+      <w:start w:val="1"/>
+      <w:numFmt w:val="bullet"/>
+      <w:lvlText w:val=""/>
+      <w:lvlJc w:val="left"/>
+      <w:pPr>
+        <w:tabs>
+          <w:tab w:val="num" w:pos="2160"/>
+        </w:tabs>
+        <w:ind w:left="2160" w:hanging="360"/>
+      </w:pPr>
+      <w:rPr>
+        <w:rFonts w:ascii="Wingdings" w:hAnsi="Wingdings" w:hint="default"/>
+        <w:sz w:val="20"/>
+      </w:rPr>
+    </w:lvl>
+    <w:lvl w:ilvl="3" w:tentative="1">
+      <w:start w:val="1"/>
+      <w:numFmt w:val="bullet"/>
+      <w:lvlText w:val=""/>
+      <w:lvlJc w:val="left"/>
+      <w:pPr>
+        <w:tabs>
+          <w:tab w:val="num" w:pos="2880"/>
+        </w:tabs>
+        <w:ind w:left="2880" w:hanging="360"/>
+      </w:pPr>
+      <w:rPr>
+        <w:rFonts w:ascii="Wingdings" w:hAnsi="Wingdings" w:hint="default"/>
+        <w:sz w:val="20"/>
+      </w:rPr>
+    </w:lvl>
+    <w:lvl w:ilvl="4" w:tentative="1">
+      <w:start w:val="1"/>
+      <w:numFmt w:val="bullet"/>
+      <w:lvlText w:val=""/>
+      <w:lvlJc w:val="left"/>
+      <w:pPr>
+        <w:tabs>
+          <w:tab w:val="num" w:pos="3600"/>
+        </w:tabs>
+        <w:ind w:left="3600" w:hanging="360"/>
+      </w:pPr>
+      <w:rPr>
+        <w:rFonts w:ascii="Wingdings" w:hAnsi="Wingdings" w:hint="default"/>
+        <w:sz w:val="20"/>
+      </w:rPr>
+    </w:lvl>
+    <w:lvl w:ilvl="5" w:tentative="1">
+      <w:start w:val="1"/>
+      <w:numFmt w:val="bullet"/>
+      <w:lvlText w:val=""/>
+      <w:lvlJc w:val="left"/>
+      <w:pPr>
+        <w:tabs>
+          <w:tab w:val="num" w:pos="4320"/>
+        </w:tabs>
+        <w:ind w:left="4320" w:hanging="360"/>
+      </w:pPr>
+      <w:rPr>
+        <w:rFonts w:ascii="Wingdings" w:hAnsi="Wingdings" w:hint="default"/>
+        <w:sz w:val="20"/>
+      </w:rPr>
+    </w:lvl>
+    <w:lvl w:ilvl="6" w:tentative="1">
+      <w:start w:val="1"/>
+      <w:numFmt w:val="bullet"/>
+      <w:lvlText w:val=""/>
+      <w:lvlJc w:val="left"/>
+      <w:pPr>
+        <w:tabs>
+          <w:tab w:val="num" w:pos="5040"/>
+        </w:tabs>
+        <w:ind w:left="5040" w:hanging="360"/>
+      </w:pPr>
+      <w:rPr>
+        <w:rFonts w:ascii="Wingdings" w:hAnsi="Wingdings" w:hint="default"/>
+        <w:sz w:val="20"/>
+      </w:rPr>
+    </w:lvl>
+    <w:lvl w:ilvl="7" w:tentative="1">
+      <w:start w:val="1"/>
+      <w:numFmt w:val="bullet"/>
+      <w:lvlText w:val=""/>
+      <w:lvlJc w:val="left"/>
+      <w:pPr>
+        <w:tabs>
+          <w:tab w:val="num" w:pos="5760"/>
+        </w:tabs>
+        <w:ind w:left="5760" w:hanging="360"/>
+      </w:pPr>
+      <w:rPr>
+        <w:rFonts w:ascii="Wingdings" w:hAnsi="Wingdings" w:hint="default"/>
+        <w:sz w:val="20"/>
+      </w:rPr>
+    </w:lvl>
+    <w:lvl w:ilvl="8" w:tentative="1">
+      <w:start w:val="1"/>
+      <w:numFmt w:val="bullet"/>
+      <w:lvlText w:val=""/>
+      <w:lvlJc w:val="left"/>
+      <w:pPr>
+        <w:tabs>
+          <w:tab w:val="num" w:pos="6480"/>
+        </w:tabs>
+        <w:ind w:left="6480" w:hanging="360"/>
+      </w:pPr>
+      <w:rPr>
+        <w:rFonts w:ascii="Wingdings" w:hAnsi="Wingdings" w:hint="default"/>
+        <w:sz w:val="20"/>
+      </w:rPr>
+    </w:lvl>
+  </w:abstractNum>
+  <w:abstractNum w:abstractNumId="9" w15:restartNumberingAfterBreak="0">
+    <w:nsid w:val="5DE32820"/>
+    <w:multiLevelType w:val="multilevel"/>
+    <w:tmpl w:val="1C962146"/>
+    <w:lvl w:ilvl="0">
+      <w:start w:val="1"/>
+      <w:numFmt w:val="bullet"/>
+      <w:lvlText w:val=""/>
+      <w:lvlJc w:val="left"/>
+      <w:pPr>
+        <w:tabs>
+          <w:tab w:val="num" w:pos="720"/>
+        </w:tabs>
+        <w:ind w:left="720" w:hanging="360"/>
+      </w:pPr>
+      <w:rPr>
+        <w:rFonts w:ascii="Symbol" w:hAnsi="Symbol" w:hint="default"/>
+        <w:sz w:val="20"/>
+      </w:rPr>
+    </w:lvl>
+    <w:lvl w:ilvl="1" w:tentative="1">
+      <w:start w:val="1"/>
+      <w:numFmt w:val="bullet"/>
+      <w:lvlText w:val="o"/>
+      <w:lvlJc w:val="left"/>
+      <w:pPr>
+        <w:tabs>
+          <w:tab w:val="num" w:pos="1440"/>
+        </w:tabs>
+        <w:ind w:left="1440" w:hanging="360"/>
+      </w:pPr>
+      <w:rPr>
+        <w:rFonts w:ascii="Courier New" w:hAnsi="Courier New" w:hint="default"/>
+        <w:sz w:val="20"/>
+      </w:rPr>
+    </w:lvl>
+    <w:lvl w:ilvl="2" w:tentative="1">
+      <w:start w:val="1"/>
+      <w:numFmt w:val="bullet"/>
+      <w:lvlText w:val=""/>
+      <w:lvlJc w:val="left"/>
+      <w:pPr>
+        <w:tabs>
+          <w:tab w:val="num" w:pos="2160"/>
+        </w:tabs>
+        <w:ind w:left="2160" w:hanging="360"/>
+      </w:pPr>
+      <w:rPr>
+        <w:rFonts w:ascii="Wingdings" w:hAnsi="Wingdings" w:hint="default"/>
+        <w:sz w:val="20"/>
+      </w:rPr>
+    </w:lvl>
+    <w:lvl w:ilvl="3" w:tentative="1">
+      <w:start w:val="1"/>
+      <w:numFmt w:val="bullet"/>
+      <w:lvlText w:val=""/>
+      <w:lvlJc w:val="left"/>
+      <w:pPr>
+        <w:tabs>
+          <w:tab w:val="num" w:pos="2880"/>
+        </w:tabs>
+        <w:ind w:left="2880" w:hanging="360"/>
+      </w:pPr>
+      <w:rPr>
+        <w:rFonts w:ascii="Wingdings" w:hAnsi="Wingdings" w:hint="default"/>
+        <w:sz w:val="20"/>
+      </w:rPr>
+    </w:lvl>
+    <w:lvl w:ilvl="4" w:tentative="1">
+      <w:start w:val="1"/>
+      <w:numFmt w:val="bullet"/>
+      <w:lvlText w:val=""/>
+      <w:lvlJc w:val="left"/>
+      <w:pPr>
+        <w:tabs>
+          <w:tab w:val="num" w:pos="3600"/>
+        </w:tabs>
+        <w:ind w:left="3600" w:hanging="360"/>
+      </w:pPr>
+      <w:rPr>
+        <w:rFonts w:ascii="Wingdings" w:hAnsi="Wingdings" w:hint="default"/>
+        <w:sz w:val="20"/>
+      </w:rPr>
+    </w:lvl>
+    <w:lvl w:ilvl="5" w:tentative="1">
+      <w:start w:val="1"/>
+      <w:numFmt w:val="bullet"/>
+      <w:lvlText w:val=""/>
+      <w:lvlJc w:val="left"/>
+      <w:pPr>
+        <w:tabs>
+          <w:tab w:val="num" w:pos="4320"/>
+        </w:tabs>
+        <w:ind w:left="4320" w:hanging="360"/>
+      </w:pPr>
+      <w:rPr>
+        <w:rFonts w:ascii="Wingdings" w:hAnsi="Wingdings" w:hint="default"/>
+        <w:sz w:val="20"/>
+      </w:rPr>
+    </w:lvl>
+    <w:lvl w:ilvl="6" w:tentative="1">
+      <w:start w:val="1"/>
+      <w:numFmt w:val="bullet"/>
+      <w:lvlText w:val=""/>
+      <w:lvlJc w:val="left"/>
+      <w:pPr>
+        <w:tabs>
+          <w:tab w:val="num" w:pos="5040"/>
+        </w:tabs>
+        <w:ind w:left="5040" w:hanging="360"/>
+      </w:pPr>
+      <w:rPr>
+        <w:rFonts w:ascii="Wingdings" w:hAnsi="Wingdings" w:hint="default"/>
+        <w:sz w:val="20"/>
+      </w:rPr>
+    </w:lvl>
+    <w:lvl w:ilvl="7" w:tentative="1">
+      <w:start w:val="1"/>
+      <w:numFmt w:val="bullet"/>
+      <w:lvlText w:val=""/>
+      <w:lvlJc w:val="left"/>
+      <w:pPr>
+        <w:tabs>
+          <w:tab w:val="num" w:pos="5760"/>
+        </w:tabs>
+        <w:ind w:left="5760" w:hanging="360"/>
+      </w:pPr>
+      <w:rPr>
+        <w:rFonts w:ascii="Wingdings" w:hAnsi="Wingdings" w:hint="default"/>
+        <w:sz w:val="20"/>
+      </w:rPr>
+    </w:lvl>
+    <w:lvl w:ilvl="8" w:tentative="1">
+      <w:start w:val="1"/>
+      <w:numFmt w:val="bullet"/>
+      <w:lvlText w:val=""/>
+      <w:lvlJc w:val="left"/>
+      <w:pPr>
+        <w:tabs>
+          <w:tab w:val="num" w:pos="6480"/>
+        </w:tabs>
+        <w:ind w:left="6480" w:hanging="360"/>
+      </w:pPr>
+      <w:rPr>
+        <w:rFonts w:ascii="Wingdings" w:hAnsi="Wingdings" w:hint="default"/>
+        <w:sz w:val="20"/>
+      </w:rPr>
+    </w:lvl>
+  </w:abstractNum>
+  <w:abstractNum w:abstractNumId="10" w15:restartNumberingAfterBreak="0">
+    <w:nsid w:val="5F3E166E"/>
+    <w:multiLevelType w:val="multilevel"/>
+    <w:tmpl w:val="6B70254E"/>
+    <w:lvl w:ilvl="0">
+      <w:start w:val="1"/>
+      <w:numFmt w:val="bullet"/>
+      <w:lvlText w:val=""/>
+      <w:lvlJc w:val="left"/>
+      <w:pPr>
+        <w:tabs>
+          <w:tab w:val="num" w:pos="720"/>
+        </w:tabs>
+        <w:ind w:left="720" w:hanging="360"/>
+      </w:pPr>
+      <w:rPr>
+        <w:rFonts w:ascii="Symbol" w:hAnsi="Symbol" w:hint="default"/>
+        <w:sz w:val="20"/>
+      </w:rPr>
+    </w:lvl>
+    <w:lvl w:ilvl="1" w:tentative="1">
+      <w:start w:val="1"/>
+      <w:numFmt w:val="bullet"/>
+      <w:lvlText w:val="o"/>
+      <w:lvlJc w:val="left"/>
+      <w:pPr>
+        <w:tabs>
+          <w:tab w:val="num" w:pos="1440"/>
+        </w:tabs>
+        <w:ind w:left="1440" w:hanging="360"/>
+      </w:pPr>
+      <w:rPr>
+        <w:rFonts w:ascii="Courier New" w:hAnsi="Courier New" w:hint="default"/>
+        <w:sz w:val="20"/>
+      </w:rPr>
+    </w:lvl>
+    <w:lvl w:ilvl="2" w:tentative="1">
+      <w:start w:val="1"/>
+      <w:numFmt w:val="bullet"/>
+      <w:lvlText w:val=""/>
+      <w:lvlJc w:val="left"/>
+      <w:pPr>
+        <w:tabs>
+          <w:tab w:val="num" w:pos="2160"/>
+        </w:tabs>
+        <w:ind w:left="2160" w:hanging="360"/>
+      </w:pPr>
+      <w:rPr>
+        <w:rFonts w:ascii="Wingdings" w:hAnsi="Wingdings" w:hint="default"/>
+        <w:sz w:val="20"/>
+      </w:rPr>
+    </w:lvl>
+    <w:lvl w:ilvl="3" w:tentative="1">
+      <w:start w:val="1"/>
+      <w:numFmt w:val="bullet"/>
+      <w:lvlText w:val=""/>
+      <w:lvlJc w:val="left"/>
+      <w:pPr>
+        <w:tabs>
+          <w:tab w:val="num" w:pos="2880"/>
+        </w:tabs>
+        <w:ind w:left="2880" w:hanging="360"/>
+      </w:pPr>
+      <w:rPr>
+        <w:rFonts w:ascii="Wingdings" w:hAnsi="Wingdings" w:hint="default"/>
+        <w:sz w:val="20"/>
+      </w:rPr>
+    </w:lvl>
+    <w:lvl w:ilvl="4" w:tentative="1">
+      <w:start w:val="1"/>
+      <w:numFmt w:val="bullet"/>
+      <w:lvlText w:val=""/>
+      <w:lvlJc w:val="left"/>
+      <w:pPr>
+        <w:tabs>
+          <w:tab w:val="num" w:pos="3600"/>
+        </w:tabs>
+        <w:ind w:left="3600" w:hanging="360"/>
+      </w:pPr>
+      <w:rPr>
+        <w:rFonts w:ascii="Wingdings" w:hAnsi="Wingdings" w:hint="default"/>
+        <w:sz w:val="20"/>
+      </w:rPr>
+    </w:lvl>
+    <w:lvl w:ilvl="5" w:tentative="1">
+      <w:start w:val="1"/>
+      <w:numFmt w:val="bullet"/>
+      <w:lvlText w:val=""/>
+      <w:lvlJc w:val="left"/>
+      <w:pPr>
+        <w:tabs>
+          <w:tab w:val="num" w:pos="4320"/>
+        </w:tabs>
+        <w:ind w:left="4320" w:hanging="360"/>
+      </w:pPr>
+      <w:rPr>
+        <w:rFonts w:ascii="Wingdings" w:hAnsi="Wingdings" w:hint="default"/>
+        <w:sz w:val="20"/>
+      </w:rPr>
+    </w:lvl>
+    <w:lvl w:ilvl="6" w:tentative="1">
+      <w:start w:val="1"/>
+      <w:numFmt w:val="bullet"/>
+      <w:lvlText w:val=""/>
+      <w:lvlJc w:val="left"/>
+      <w:pPr>
+        <w:tabs>
+          <w:tab w:val="num" w:pos="5040"/>
+        </w:tabs>
+        <w:ind w:left="5040" w:hanging="360"/>
+      </w:pPr>
+      <w:rPr>
+        <w:rFonts w:ascii="Wingdings" w:hAnsi="Wingdings" w:hint="default"/>
+        <w:sz w:val="20"/>
+      </w:rPr>
+    </w:lvl>
+    <w:lvl w:ilvl="7" w:tentative="1">
+      <w:start w:val="1"/>
+      <w:numFmt w:val="bullet"/>
+      <w:lvlText w:val=""/>
+      <w:lvlJc w:val="left"/>
+      <w:pPr>
+        <w:tabs>
+          <w:tab w:val="num" w:pos="5760"/>
+        </w:tabs>
+        <w:ind w:left="5760" w:hanging="360"/>
+      </w:pPr>
+      <w:rPr>
+        <w:rFonts w:ascii="Wingdings" w:hAnsi="Wingdings" w:hint="default"/>
+        <w:sz w:val="20"/>
+      </w:rPr>
+    </w:lvl>
+    <w:lvl w:ilvl="8" w:tentative="1">
+      <w:start w:val="1"/>
+      <w:numFmt w:val="bullet"/>
+      <w:lvlText w:val=""/>
+      <w:lvlJc w:val="left"/>
+      <w:pPr>
+        <w:tabs>
+          <w:tab w:val="num" w:pos="6480"/>
+        </w:tabs>
+        <w:ind w:left="6480" w:hanging="360"/>
+      </w:pPr>
+      <w:rPr>
+        <w:rFonts w:ascii="Wingdings" w:hAnsi="Wingdings" w:hint="default"/>
+        <w:sz w:val="20"/>
+      </w:rPr>
+    </w:lvl>
+  </w:abstractNum>
+  <w:abstractNum w:abstractNumId="11" w15:restartNumberingAfterBreak="0">
+    <w:nsid w:val="644034ED"/>
+    <w:multiLevelType w:val="multilevel"/>
+    <w:tmpl w:val="51D6DFAE"/>
+    <w:lvl w:ilvl="0">
+      <w:start w:val="1"/>
+      <w:numFmt w:val="bullet"/>
+      <w:lvlText w:val=""/>
+      <w:lvlJc w:val="left"/>
+      <w:pPr>
+        <w:tabs>
+          <w:tab w:val="num" w:pos="720"/>
+        </w:tabs>
+        <w:ind w:left="720" w:hanging="360"/>
+      </w:pPr>
+      <w:rPr>
+        <w:rFonts w:ascii="Symbol" w:hAnsi="Symbol" w:hint="default"/>
+        <w:sz w:val="20"/>
+      </w:rPr>
+    </w:lvl>
+    <w:lvl w:ilvl="1" w:tentative="1">
+      <w:start w:val="1"/>
+      <w:numFmt w:val="bullet"/>
+      <w:lvlText w:val="o"/>
+      <w:lvlJc w:val="left"/>
+      <w:pPr>
+        <w:tabs>
+          <w:tab w:val="num" w:pos="1440"/>
+        </w:tabs>
+        <w:ind w:left="1440" w:hanging="360"/>
+      </w:pPr>
+      <w:rPr>
+        <w:rFonts w:ascii="Courier New" w:hAnsi="Courier New" w:hint="default"/>
+        <w:sz w:val="20"/>
+      </w:rPr>
+    </w:lvl>
+    <w:lvl w:ilvl="2" w:tentative="1">
+      <w:start w:val="1"/>
+      <w:numFmt w:val="bullet"/>
+      <w:lvlText w:val=""/>
+      <w:lvlJc w:val="left"/>
+      <w:pPr>
+        <w:tabs>
+          <w:tab w:val="num" w:pos="2160"/>
+        </w:tabs>
+        <w:ind w:left="2160" w:hanging="360"/>
+      </w:pPr>
+      <w:rPr>
+        <w:rFonts w:ascii="Wingdings" w:hAnsi="Wingdings" w:hint="default"/>
+        <w:sz w:val="20"/>
+      </w:rPr>
+    </w:lvl>
+    <w:lvl w:ilvl="3" w:tentative="1">
+      <w:start w:val="1"/>
+      <w:numFmt w:val="bullet"/>
+      <w:lvlText w:val=""/>
+      <w:lvlJc w:val="left"/>
+      <w:pPr>
+        <w:tabs>
+          <w:tab w:val="num" w:pos="2880"/>
+        </w:tabs>
+        <w:ind w:left="2880" w:hanging="360"/>
+      </w:pPr>
+      <w:rPr>
+        <w:rFonts w:ascii="Wingdings" w:hAnsi="Wingdings" w:hint="default"/>
+        <w:sz w:val="20"/>
+      </w:rPr>
+    </w:lvl>
+    <w:lvl w:ilvl="4" w:tentative="1">
+      <w:start w:val="1"/>
+      <w:numFmt w:val="bullet"/>
+      <w:lvlText w:val=""/>
+      <w:lvlJc w:val="left"/>
+      <w:pPr>
+        <w:tabs>
+          <w:tab w:val="num" w:pos="3600"/>
+        </w:tabs>
+        <w:ind w:left="3600" w:hanging="360"/>
+      </w:pPr>
+      <w:rPr>
+        <w:rFonts w:ascii="Wingdings" w:hAnsi="Wingdings" w:hint="default"/>
+        <w:sz w:val="20"/>
+      </w:rPr>
+    </w:lvl>
+    <w:lvl w:ilvl="5" w:tentative="1">
+      <w:start w:val="1"/>
+      <w:numFmt w:val="bullet"/>
+      <w:lvlText w:val=""/>
+      <w:lvlJc w:val="left"/>
+      <w:pPr>
+        <w:tabs>
+          <w:tab w:val="num" w:pos="4320"/>
+        </w:tabs>
+        <w:ind w:left="4320" w:hanging="360"/>
+      </w:pPr>
+      <w:rPr>
+        <w:rFonts w:ascii="Wingdings" w:hAnsi="Wingdings" w:hint="default"/>
+        <w:sz w:val="20"/>
+      </w:rPr>
+    </w:lvl>
+    <w:lvl w:ilvl="6" w:tentative="1">
+      <w:start w:val="1"/>
+      <w:numFmt w:val="bullet"/>
+      <w:lvlText w:val=""/>
+      <w:lvlJc w:val="left"/>
+      <w:pPr>
+        <w:tabs>
+          <w:tab w:val="num" w:pos="5040"/>
+        </w:tabs>
+        <w:ind w:left="5040" w:hanging="360"/>
+      </w:pPr>
+      <w:rPr>
+        <w:rFonts w:ascii="Wingdings" w:hAnsi="Wingdings" w:hint="default"/>
+        <w:sz w:val="20"/>
+      </w:rPr>
+    </w:lvl>
+    <w:lvl w:ilvl="7" w:tentative="1">
+      <w:start w:val="1"/>
+      <w:numFmt w:val="bullet"/>
+      <w:lvlText w:val=""/>
+      <w:lvlJc w:val="left"/>
+      <w:pPr>
+        <w:tabs>
+          <w:tab w:val="num" w:pos="5760"/>
+        </w:tabs>
+        <w:ind w:left="5760" w:hanging="360"/>
+      </w:pPr>
+      <w:rPr>
+        <w:rFonts w:ascii="Wingdings" w:hAnsi="Wingdings" w:hint="default"/>
+        <w:sz w:val="20"/>
+      </w:rPr>
+    </w:lvl>
+    <w:lvl w:ilvl="8" w:tentative="1">
+      <w:start w:val="1"/>
+      <w:numFmt w:val="bullet"/>
+      <w:lvlText w:val=""/>
+      <w:lvlJc w:val="left"/>
+      <w:pPr>
+        <w:tabs>
+          <w:tab w:val="num" w:pos="6480"/>
+        </w:tabs>
+        <w:ind w:left="6480" w:hanging="360"/>
+      </w:pPr>
+      <w:rPr>
+        <w:rFonts w:ascii="Wingdings" w:hAnsi="Wingdings" w:hint="default"/>
+        <w:sz w:val="20"/>
+      </w:rPr>
+    </w:lvl>
+  </w:abstractNum>
+  <w:abstractNum w:abstractNumId="12" w15:restartNumberingAfterBreak="0">
+    <w:nsid w:val="68E97056"/>
+    <w:multiLevelType w:val="multilevel"/>
+    <w:tmpl w:val="C150B760"/>
+    <w:lvl w:ilvl="0">
+      <w:start w:val="1"/>
+      <w:numFmt w:val="bullet"/>
+      <w:lvlText w:val=""/>
+      <w:lvlJc w:val="left"/>
+      <w:pPr>
+        <w:tabs>
+          <w:tab w:val="num" w:pos="720"/>
+        </w:tabs>
+        <w:ind w:left="720" w:hanging="360"/>
+      </w:pPr>
+      <w:rPr>
+        <w:rFonts w:ascii="Symbol" w:hAnsi="Symbol" w:hint="default"/>
+        <w:sz w:val="20"/>
+      </w:rPr>
+    </w:lvl>
+    <w:lvl w:ilvl="1" w:tentative="1">
+      <w:start w:val="1"/>
+      <w:numFmt w:val="bullet"/>
+      <w:lvlText w:val="o"/>
+      <w:lvlJc w:val="left"/>
+      <w:pPr>
+        <w:tabs>
+          <w:tab w:val="num" w:pos="1440"/>
+        </w:tabs>
+        <w:ind w:left="1440" w:hanging="360"/>
+      </w:pPr>
+      <w:rPr>
+        <w:rFonts w:ascii="Courier New" w:hAnsi="Courier New" w:hint="default"/>
+        <w:sz w:val="20"/>
+      </w:rPr>
+    </w:lvl>
+    <w:lvl w:ilvl="2" w:tentative="1">
+      <w:start w:val="1"/>
+      <w:numFmt w:val="bullet"/>
+      <w:lvlText w:val=""/>
+      <w:lvlJc w:val="left"/>
+      <w:pPr>
+        <w:tabs>
+          <w:tab w:val="num" w:pos="2160"/>
+        </w:tabs>
+        <w:ind w:left="2160" w:hanging="360"/>
+      </w:pPr>
+      <w:rPr>
+        <w:rFonts w:ascii="Wingdings" w:hAnsi="Wingdings" w:hint="default"/>
+        <w:sz w:val="20"/>
+      </w:rPr>
+    </w:lvl>
+    <w:lvl w:ilvl="3" w:tentative="1">
+      <w:start w:val="1"/>
+      <w:numFmt w:val="bullet"/>
+      <w:lvlText w:val=""/>
+      <w:lvlJc w:val="left"/>
+      <w:pPr>
+        <w:tabs>
+          <w:tab w:val="num" w:pos="2880"/>
+        </w:tabs>
+        <w:ind w:left="2880" w:hanging="360"/>
+      </w:pPr>
+      <w:rPr>
+        <w:rFonts w:ascii="Wingdings" w:hAnsi="Wingdings" w:hint="default"/>
+        <w:sz w:val="20"/>
+      </w:rPr>
+    </w:lvl>
+    <w:lvl w:ilvl="4" w:tentative="1">
+      <w:start w:val="1"/>
+      <w:numFmt w:val="bullet"/>
+      <w:lvlText w:val=""/>
+      <w:lvlJc w:val="left"/>
+      <w:pPr>
+        <w:tabs>
+          <w:tab w:val="num" w:pos="3600"/>
+        </w:tabs>
+        <w:ind w:left="3600" w:hanging="360"/>
+      </w:pPr>
+      <w:rPr>
+        <w:rFonts w:ascii="Wingdings" w:hAnsi="Wingdings" w:hint="default"/>
+        <w:sz w:val="20"/>
+      </w:rPr>
+    </w:lvl>
+    <w:lvl w:ilvl="5" w:tentative="1">
+      <w:start w:val="1"/>
+      <w:numFmt w:val="bullet"/>
+      <w:lvlText w:val=""/>
+      <w:lvlJc w:val="left"/>
+      <w:pPr>
+        <w:tabs>
+          <w:tab w:val="num" w:pos="4320"/>
+        </w:tabs>
+        <w:ind w:left="4320" w:hanging="360"/>
+      </w:pPr>
+      <w:rPr>
+        <w:rFonts w:ascii="Wingdings" w:hAnsi="Wingdings" w:hint="default"/>
+        <w:sz w:val="20"/>
+      </w:rPr>
+    </w:lvl>
+    <w:lvl w:ilvl="6" w:tentative="1">
+      <w:start w:val="1"/>
+      <w:numFmt w:val="bullet"/>
+      <w:lvlText w:val=""/>
+      <w:lvlJc w:val="left"/>
+      <w:pPr>
+        <w:tabs>
+          <w:tab w:val="num" w:pos="5040"/>
+        </w:tabs>
+        <w:ind w:left="5040" w:hanging="360"/>
+      </w:pPr>
+      <w:rPr>
+        <w:rFonts w:ascii="Wingdings" w:hAnsi="Wingdings" w:hint="default"/>
+        <w:sz w:val="20"/>
+      </w:rPr>
+    </w:lvl>
+    <w:lvl w:ilvl="7" w:tentative="1">
+      <w:start w:val="1"/>
+      <w:numFmt w:val="bullet"/>
+      <w:lvlText w:val=""/>
+      <w:lvlJc w:val="left"/>
+      <w:pPr>
+        <w:tabs>
+          <w:tab w:val="num" w:pos="5760"/>
+        </w:tabs>
+        <w:ind w:left="5760" w:hanging="360"/>
+      </w:pPr>
+      <w:rPr>
+        <w:rFonts w:ascii="Wingdings" w:hAnsi="Wingdings" w:hint="default"/>
+        <w:sz w:val="20"/>
+      </w:rPr>
+    </w:lvl>
+    <w:lvl w:ilvl="8" w:tentative="1">
+      <w:start w:val="1"/>
+      <w:numFmt w:val="bullet"/>
+      <w:lvlText w:val=""/>
+      <w:lvlJc w:val="left"/>
+      <w:pPr>
+        <w:tabs>
+          <w:tab w:val="num" w:pos="6480"/>
+        </w:tabs>
+        <w:ind w:left="6480" w:hanging="360"/>
+      </w:pPr>
+      <w:rPr>
+        <w:rFonts w:ascii="Wingdings" w:hAnsi="Wingdings" w:hint="default"/>
+        <w:sz w:val="20"/>
+      </w:rPr>
+    </w:lvl>
+  </w:abstractNum>
+  <w:abstractNum w:abstractNumId="13" w15:restartNumberingAfterBreak="0">
+    <w:nsid w:val="6C9C6DF4"/>
+    <w:multiLevelType w:val="multilevel"/>
+    <w:tmpl w:val="CE0C3E26"/>
+    <w:lvl w:ilvl="0">
+      <w:start w:val="1"/>
+      <w:numFmt w:val="bullet"/>
+      <w:lvlText w:val=""/>
+      <w:lvlJc w:val="left"/>
+      <w:pPr>
+        <w:tabs>
+          <w:tab w:val="num" w:pos="720"/>
+        </w:tabs>
+        <w:ind w:left="720" w:hanging="360"/>
+      </w:pPr>
+      <w:rPr>
+        <w:rFonts w:ascii="Symbol" w:hAnsi="Symbol" w:hint="default"/>
+        <w:sz w:val="20"/>
+      </w:rPr>
+    </w:lvl>
+    <w:lvl w:ilvl="1" w:tentative="1">
+      <w:start w:val="1"/>
+      <w:numFmt w:val="bullet"/>
+      <w:lvlText w:val="o"/>
+      <w:lvlJc w:val="left"/>
+      <w:pPr>
+        <w:tabs>
+          <w:tab w:val="num" w:pos="1440"/>
+        </w:tabs>
+        <w:ind w:left="1440" w:hanging="360"/>
+      </w:pPr>
+      <w:rPr>
+        <w:rFonts w:ascii="Courier New" w:hAnsi="Courier New" w:hint="default"/>
+        <w:sz w:val="20"/>
+      </w:rPr>
+    </w:lvl>
+    <w:lvl w:ilvl="2" w:tentative="1">
+      <w:start w:val="1"/>
+      <w:numFmt w:val="bullet"/>
+      <w:lvlText w:val=""/>
+      <w:lvlJc w:val="left"/>
+      <w:pPr>
+        <w:tabs>
+          <w:tab w:val="num" w:pos="2160"/>
+        </w:tabs>
+        <w:ind w:left="2160" w:hanging="360"/>
+      </w:pPr>
+      <w:rPr>
+        <w:rFonts w:ascii="Wingdings" w:hAnsi="Wingdings" w:hint="default"/>
+        <w:sz w:val="20"/>
+      </w:rPr>
+    </w:lvl>
+    <w:lvl w:ilvl="3" w:tentative="1">
+      <w:start w:val="1"/>
+      <w:numFmt w:val="bullet"/>
+      <w:lvlText w:val=""/>
+      <w:lvlJc w:val="left"/>
+      <w:pPr>
+        <w:tabs>
+          <w:tab w:val="num" w:pos="2880"/>
+        </w:tabs>
+        <w:ind w:left="2880" w:hanging="360"/>
+      </w:pPr>
+      <w:rPr>
+        <w:rFonts w:ascii="Wingdings" w:hAnsi="Wingdings" w:hint="default"/>
+        <w:sz w:val="20"/>
+      </w:rPr>
+    </w:lvl>
+    <w:lvl w:ilvl="4" w:tentative="1">
+      <w:start w:val="1"/>
+      <w:numFmt w:val="bullet"/>
+      <w:lvlText w:val=""/>
+      <w:lvlJc w:val="left"/>
+      <w:pPr>
+        <w:tabs>
+          <w:tab w:val="num" w:pos="3600"/>
+        </w:tabs>
+        <w:ind w:left="3600" w:hanging="360"/>
+      </w:pPr>
+      <w:rPr>
+        <w:rFonts w:ascii="Wingdings" w:hAnsi="Wingdings" w:hint="default"/>
+        <w:sz w:val="20"/>
+      </w:rPr>
+    </w:lvl>
+    <w:lvl w:ilvl="5" w:tentative="1">
+      <w:start w:val="1"/>
+      <w:numFmt w:val="bullet"/>
+      <w:lvlText w:val=""/>
+      <w:lvlJc w:val="left"/>
+      <w:pPr>
+        <w:tabs>
+          <w:tab w:val="num" w:pos="4320"/>
+        </w:tabs>
+        <w:ind w:left="4320" w:hanging="360"/>
+      </w:pPr>
+      <w:rPr>
+        <w:rFonts w:ascii="Wingdings" w:hAnsi="Wingdings" w:hint="default"/>
+        <w:sz w:val="20"/>
+      </w:rPr>
+    </w:lvl>
+    <w:lvl w:ilvl="6" w:tentative="1">
+      <w:start w:val="1"/>
+      <w:numFmt w:val="bullet"/>
+      <w:lvlText w:val=""/>
+      <w:lvlJc w:val="left"/>
+      <w:pPr>
+        <w:tabs>
+          <w:tab w:val="num" w:pos="5040"/>
+        </w:tabs>
+        <w:ind w:left="5040" w:hanging="360"/>
+      </w:pPr>
+      <w:rPr>
+        <w:rFonts w:ascii="Wingdings" w:hAnsi="Wingdings" w:hint="default"/>
+        <w:sz w:val="20"/>
+      </w:rPr>
+    </w:lvl>
+    <w:lvl w:ilvl="7" w:tentative="1">
+      <w:start w:val="1"/>
+      <w:numFmt w:val="bullet"/>
+      <w:lvlText w:val=""/>
+      <w:lvlJc w:val="left"/>
+      <w:pPr>
+        <w:tabs>
+          <w:tab w:val="num" w:pos="5760"/>
+        </w:tabs>
+        <w:ind w:left="5760" w:hanging="360"/>
+      </w:pPr>
+      <w:rPr>
+        <w:rFonts w:ascii="Wingdings" w:hAnsi="Wingdings" w:hint="default"/>
+        <w:sz w:val="20"/>
+      </w:rPr>
+    </w:lvl>
+    <w:lvl w:ilvl="8" w:tentative="1">
+      <w:start w:val="1"/>
+      <w:numFmt w:val="bullet"/>
+      <w:lvlText w:val=""/>
+      <w:lvlJc w:val="left"/>
+      <w:pPr>
+        <w:tabs>
+          <w:tab w:val="num" w:pos="6480"/>
+        </w:tabs>
+        <w:ind w:left="6480" w:hanging="360"/>
+      </w:pPr>
+      <w:rPr>
+        <w:rFonts w:ascii="Wingdings" w:hAnsi="Wingdings" w:hint="default"/>
+        <w:sz w:val="20"/>
+      </w:rPr>
+    </w:lvl>
+  </w:abstractNum>
+  <w:abstractNum w:abstractNumId="14" w15:restartNumberingAfterBreak="0">
+    <w:nsid w:val="757B31C3"/>
+    <w:multiLevelType w:val="multilevel"/>
+    <w:tmpl w:val="62CCBE5A"/>
+    <w:lvl w:ilvl="0">
+      <w:start w:val="1"/>
+      <w:numFmt w:val="bullet"/>
+      <w:lvlText w:val=""/>
+      <w:lvlJc w:val="left"/>
+      <w:pPr>
+        <w:tabs>
+          <w:tab w:val="num" w:pos="720"/>
+        </w:tabs>
+        <w:ind w:left="720" w:hanging="360"/>
+      </w:pPr>
+      <w:rPr>
+        <w:rFonts w:ascii="Symbol" w:hAnsi="Symbol" w:hint="default"/>
+        <w:sz w:val="20"/>
+      </w:rPr>
+    </w:lvl>
+    <w:lvl w:ilvl="1" w:tentative="1">
+      <w:start w:val="1"/>
+      <w:numFmt w:val="bullet"/>
+      <w:lvlText w:val="o"/>
+      <w:lvlJc w:val="left"/>
+      <w:pPr>
+        <w:tabs>
+          <w:tab w:val="num" w:pos="1440"/>
+        </w:tabs>
+        <w:ind w:left="1440" w:hanging="360"/>
+      </w:pPr>
+      <w:rPr>
+        <w:rFonts w:ascii="Courier New" w:hAnsi="Courier New" w:hint="default"/>
+        <w:sz w:val="20"/>
+      </w:rPr>
+    </w:lvl>
+    <w:lvl w:ilvl="2" w:tentative="1">
+      <w:start w:val="1"/>
+      <w:numFmt w:val="bullet"/>
+      <w:lvlText w:val=""/>
+      <w:lvlJc w:val="left"/>
+      <w:pPr>
+        <w:tabs>
+          <w:tab w:val="num" w:pos="2160"/>
+        </w:tabs>
+        <w:ind w:left="2160" w:hanging="360"/>
+      </w:pPr>
+      <w:rPr>
+        <w:rFonts w:ascii="Wingdings" w:hAnsi="Wingdings" w:hint="default"/>
+        <w:sz w:val="20"/>
+      </w:rPr>
+    </w:lvl>
+    <w:lvl w:ilvl="3" w:tentative="1">
+      <w:start w:val="1"/>
+      <w:numFmt w:val="bullet"/>
+      <w:lvlText w:val=""/>
+      <w:lvlJc w:val="left"/>
+      <w:pPr>
+        <w:tabs>
+          <w:tab w:val="num" w:pos="2880"/>
+        </w:tabs>
+        <w:ind w:left="2880" w:hanging="360"/>
+      </w:pPr>
+      <w:rPr>
+        <w:rFonts w:ascii="Wingdings" w:hAnsi="Wingdings" w:hint="default"/>
+        <w:sz w:val="20"/>
+      </w:rPr>
+    </w:lvl>
+    <w:lvl w:ilvl="4" w:tentative="1">
+      <w:start w:val="1"/>
+      <w:numFmt w:val="bullet"/>
+      <w:lvlText w:val=""/>
+      <w:lvlJc w:val="left"/>
+      <w:pPr>
+        <w:tabs>
+          <w:tab w:val="num" w:pos="3600"/>
+        </w:tabs>
+        <w:ind w:left="3600" w:hanging="360"/>
+      </w:pPr>
+      <w:rPr>
+        <w:rFonts w:ascii="Wingdings" w:hAnsi="Wingdings" w:hint="default"/>
+        <w:sz w:val="20"/>
+      </w:rPr>
+    </w:lvl>
+    <w:lvl w:ilvl="5" w:tentative="1">
+      <w:start w:val="1"/>
+      <w:numFmt w:val="bullet"/>
+      <w:lvlText w:val=""/>
+      <w:lvlJc w:val="left"/>
+      <w:pPr>
+        <w:tabs>
+          <w:tab w:val="num" w:pos="4320"/>
+        </w:tabs>
+        <w:ind w:left="4320" w:hanging="360"/>
+      </w:pPr>
+      <w:rPr>
+        <w:rFonts w:ascii="Wingdings" w:hAnsi="Wingdings" w:hint="default"/>
+        <w:sz w:val="20"/>
+      </w:rPr>
+    </w:lvl>
+    <w:lvl w:ilvl="6" w:tentative="1">
+      <w:start w:val="1"/>
+      <w:numFmt w:val="bullet"/>
+      <w:lvlText w:val=""/>
+      <w:lvlJc w:val="left"/>
+      <w:pPr>
+        <w:tabs>
+          <w:tab w:val="num" w:pos="5040"/>
+        </w:tabs>
+        <w:ind w:left="5040" w:hanging="360"/>
+      </w:pPr>
+      <w:rPr>
+        <w:rFonts w:ascii="Wingdings" w:hAnsi="Wingdings" w:hint="default"/>
+        <w:sz w:val="20"/>
+      </w:rPr>
+    </w:lvl>
+    <w:lvl w:ilvl="7" w:tentative="1">
+      <w:start w:val="1"/>
+      <w:numFmt w:val="bullet"/>
+      <w:lvlText w:val=""/>
+      <w:lvlJc w:val="left"/>
+      <w:pPr>
+        <w:tabs>
+          <w:tab w:val="num" w:pos="5760"/>
+        </w:tabs>
+        <w:ind w:left="5760" w:hanging="360"/>
+      </w:pPr>
+      <w:rPr>
+        <w:rFonts w:ascii="Wingdings" w:hAnsi="Wingdings" w:hint="default"/>
+        <w:sz w:val="20"/>
+      </w:rPr>
+    </w:lvl>
+    <w:lvl w:ilvl="8" w:tentative="1">
+      <w:start w:val="1"/>
+      <w:numFmt w:val="bullet"/>
+      <w:lvlText w:val=""/>
+      <w:lvlJc w:val="left"/>
+      <w:pPr>
+        <w:tabs>
+          <w:tab w:val="num" w:pos="6480"/>
+        </w:tabs>
+        <w:ind w:left="6480" w:hanging="360"/>
+      </w:pPr>
+      <w:rPr>
+        <w:rFonts w:ascii="Wingdings" w:hAnsi="Wingdings" w:hint="default"/>
+        <w:sz w:val="20"/>
+      </w:rPr>
+    </w:lvl>
+  </w:abstractNum>
+  <w:num w:numId="1" w16cid:durableId="993682016">
+    <w:abstractNumId w:val="12"/>
+  </w:num>
+  <w:num w:numId="2" w16cid:durableId="27142422">
+    <w:abstractNumId w:val="6"/>
+  </w:num>
+  <w:num w:numId="3" w16cid:durableId="1794056106">
+    <w:abstractNumId w:val="9"/>
+  </w:num>
+  <w:num w:numId="4" w16cid:durableId="1753308676">
+    <w:abstractNumId w:val="1"/>
+  </w:num>
+  <w:num w:numId="5" w16cid:durableId="1091967406">
     <w:abstractNumId w:val="3"/>
   </w:num>
-  <w:num w:numId="2" w16cid:durableId="378290371">
+  <w:num w:numId="6" w16cid:durableId="1444878609">
+    <w:abstractNumId w:val="11"/>
+  </w:num>
+  <w:num w:numId="7" w16cid:durableId="1454398519">
+    <w:abstractNumId w:val="10"/>
+  </w:num>
+  <w:num w:numId="8" w16cid:durableId="1105344028">
     <w:abstractNumId w:val="0"/>
   </w:num>
-  <w:num w:numId="3" w16cid:durableId="1136220420">
+  <w:num w:numId="9" w16cid:durableId="1567453849">
+    <w:abstractNumId w:val="2"/>
+  </w:num>
+  <w:num w:numId="10" w16cid:durableId="542593765">
     <w:abstractNumId w:val="4"/>
   </w:num>
-  <w:num w:numId="4" w16cid:durableId="690960703">
-    <w:abstractNumId w:val="2"/>
+  <w:num w:numId="11" w16cid:durableId="1116827096">
+    <w:abstractNumId w:val="13"/>
   </w:num>
-  <w:num w:numId="5" w16cid:durableId="399406027">
+  <w:num w:numId="12" w16cid:durableId="1424456123">
+    <w:abstractNumId w:val="7"/>
+  </w:num>
+  <w:num w:numId="13" w16cid:durableId="675495469">
+    <w:abstractNumId w:val="8"/>
+  </w:num>
+  <w:num w:numId="14" w16cid:durableId="518474094">
+    <w:abstractNumId w:val="14"/>
+  </w:num>
+  <w:num w:numId="15" w16cid:durableId="917905849">
     <w:abstractNumId w:val="5"/>
   </w:num>
-  <w:num w:numId="6" w16cid:durableId="1814829671">
-    <w:abstractNumId w:val="1"/>
-  </w:num>
+  <w:numIdMacAtCleanup w:val="15"/>
 </w:numbering>
 </file>
 
